--- a/Sprint20260907-20260918/HERO-68925_20261008_112534.docx
+++ b/Sprint20260907-20260918/HERO-68925_20261008_112534.docx
@@ -15,7 +15,22 @@
           <w:sz w:val="32"/>
           <w:u w:val="none"/>
         </w:rPr>
-        <w:t>HERO-68925 Cannot show item reminder page after adding set-menu item Test Report</w:t>
+        <w:t>HERO-68925 Item Reminder Page Not Shown After Adding Set Menu Item Bug Fix Test Report</w:t>
+      </w:r>
+    </w:p>
+    <w:p>
+      <w:pPr>
+        <w:spacing w:before="0" w:after="80"/>
+      </w:pPr>
+      <w:r>
+        <w:rPr>
+          <w:rFonts w:ascii="Arial" w:hAnsi="Arial" w:eastAsia="Arial" w:cs="Arial"/>
+          <w:b w:val="0"/>
+          <w:color w:val="000000"/>
+          <w:sz w:val="20"/>
+          <w:u w:val="none"/>
+        </w:rPr>
+        <w:t>*Font: Arial | Language: English | Test Type: Functional Testing*</w:t>
       </w:r>
     </w:p>
     <w:p>
@@ -45,7 +60,7 @@
           <w:sz w:val="24"/>
           <w:u w:val="none"/>
         </w:rPr>
-        <w:t>1.Reproduction - Item Reminder Page Blocked After Adding Set-Menu Item</w:t>
+        <w:t>1. Item Reminder Page Recovery After Set Menu Child Item Selection</w:t>
       </w:r>
     </w:p>
     <w:p>
@@ -60,7 +75,7 @@
           <w:sz w:val="22"/>
           <w:u w:val="none"/>
         </w:rPr>
-        <w:t>1.1.Item reminder page fails to show after adding a set-menu item and selecting child items</w:t>
+        <w:t>1.1 Verify Item Reminder Page Returns to Foreground After Adding Child Items to a Set Menu Item</w:t>
       </w:r>
     </w:p>
     <w:p>
@@ -91,7 +106,7 @@
           <w:sz w:val="20"/>
           <w:u w:val="none"/>
         </w:rPr>
-        <w:t>1. The POS client is running and accessible.</w:t>
+        <w:t>1. In Infrasys POS platform, go to POS System &gt; Ordering Setup &gt; Item Reminder Rules and add a new item reminder rule.</w:t>
       </w:r>
     </w:p>
     <w:p>
@@ -107,55 +122,7 @@
           <w:sz w:val="20"/>
           <w:u w:val="none"/>
         </w:rPr>
-        <w:t>2. An item reminder rule is configured with a set-menu item:</w:t>
-      </w:r>
-    </w:p>
-    <w:p>
-      <w:pPr>
-        <w:spacing w:before="0" w:after="40"/>
-        <w:ind w:left="720" w:hanging="240"/>
-      </w:pPr>
-      <w:r>
-        <w:rPr>
-          <w:rFonts w:ascii="Arial" w:hAnsi="Arial" w:eastAsia="Arial" w:cs="Arial"/>
-          <w:b w:val="0"/>
-          <w:color w:val="000000"/>
-          <w:sz w:val="20"/>
-          <w:u w:val="none"/>
-        </w:rPr>
-        <w:t>• Location: POS System &gt; Ordering Setup &gt; Item Reminder Rules</w:t>
-      </w:r>
-    </w:p>
-    <w:p>
-      <w:pPr>
-        <w:spacing w:before="0" w:after="40"/>
-        <w:ind w:left="720" w:hanging="240"/>
-      </w:pPr>
-      <w:r>
-        <w:rPr>
-          <w:rFonts w:ascii="Arial" w:hAnsi="Arial" w:eastAsia="Arial" w:cs="Arial"/>
-          <w:b w:val="0"/>
-          <w:color w:val="000000"/>
-          <w:sz w:val="20"/>
-          <w:u w:val="none"/>
-        </w:rPr>
-        <w:t>• Setup name: Available Options</w:t>
-      </w:r>
-    </w:p>
-    <w:p>
-      <w:pPr>
-        <w:spacing w:before="0" w:after="40"/>
-        <w:ind w:left="720" w:hanging="240"/>
-      </w:pPr>
-      <w:r>
-        <w:rPr>
-          <w:rFonts w:ascii="Arial" w:hAnsi="Arial" w:eastAsia="Arial" w:cs="Arial"/>
-          <w:b w:val="0"/>
-          <w:color w:val="000000"/>
-          <w:sz w:val="20"/>
-          <w:u w:val="none"/>
-        </w:rPr>
-        <w:t>• Select a set-menu item as the target</w:t>
+        <w:t>2. Set Available in Locations to the target shop or outlet, select the target Item / Menu, and set Available Options to a target set menu item.</w:t>
       </w:r>
     </w:p>
     <w:p>
@@ -171,7 +138,23 @@
           <w:sz w:val="20"/>
           <w:u w:val="none"/>
         </w:rPr>
-        <w:t>3. A table is available for ordering.</w:t>
+        <w:t>3. Set Suggestion to "Suggest to Order" (or "Force to Order") and save the rule.</w:t>
+      </w:r>
+    </w:p>
+    <w:p>
+      <w:pPr>
+        <w:spacing w:before="0" w:after="40"/>
+        <w:ind w:left="360" w:hanging="240"/>
+      </w:pPr>
+      <w:r>
+        <w:rPr>
+          <w:rFonts w:ascii="Arial" w:hAnsi="Arial" w:eastAsia="Arial" w:cs="Arial"/>
+          <w:b w:val="0"/>
+          <w:color w:val="000000"/>
+          <w:sz w:val="20"/>
+          <w:u w:val="none"/>
+        </w:rPr>
+        <w:t>4. A table is opened with items ordered so that an unsatisfied item reminder rule exists.</w:t>
       </w:r>
     </w:p>
     <w:p>
@@ -202,290 +185,7 @@
           <w:sz w:val="20"/>
           <w:u w:val="none"/>
         </w:rPr>
-        <w:t>1. Open a table.</w:t>
-      </w:r>
-    </w:p>
-    <w:p>
-      <w:pPr>
-        <w:spacing w:before="0" w:after="40"/>
-        <w:ind w:left="360" w:hanging="240"/>
-      </w:pPr>
-      <w:r>
-        <w:rPr>
-          <w:rFonts w:ascii="Arial" w:hAnsi="Arial" w:eastAsia="Arial" w:cs="Arial"/>
-          <w:b w:val="0"/>
-          <w:color w:val="000000"/>
-          <w:sz w:val="20"/>
-          <w:u w:val="none"/>
-        </w:rPr>
-        <w:t>2. Click the function "Send Check", "Print Check", or "Print And Paid" (depending on Show Reminder Settings).</w:t>
-      </w:r>
-    </w:p>
-    <w:p>
-      <w:pPr>
-        <w:spacing w:before="0" w:after="40"/>
-        <w:ind w:left="360" w:hanging="240"/>
-      </w:pPr>
-      <w:r>
-        <w:rPr>
-          <w:rFonts w:ascii="Arial" w:hAnsi="Arial" w:eastAsia="Arial" w:cs="Arial"/>
-          <w:b w:val="0"/>
-          <w:color w:val="000000"/>
-          <w:sz w:val="20"/>
-          <w:u w:val="none"/>
-        </w:rPr>
-        <w:t>3. Observe the system displays the items reminder page (because an unsatisfied rule exists).</w:t>
-      </w:r>
-    </w:p>
-    <w:p>
-      <w:pPr>
-        <w:spacing w:before="0" w:after="40"/>
-        <w:ind w:left="360" w:hanging="240"/>
-      </w:pPr>
-      <w:r>
-        <w:rPr>
-          <w:rFonts w:ascii="Arial" w:hAnsi="Arial" w:eastAsia="Arial" w:cs="Arial"/>
-          <w:b w:val="0"/>
-          <w:color w:val="000000"/>
-          <w:sz w:val="20"/>
-          <w:u w:val="none"/>
-        </w:rPr>
-        <w:t>4. Click the cart icon of a set-menu item on the reminder page.</w:t>
-      </w:r>
-    </w:p>
-    <w:p>
-      <w:pPr>
-        <w:spacing w:before="0" w:after="40"/>
-        <w:ind w:left="360" w:hanging="240"/>
-      </w:pPr>
-      <w:r>
-        <w:rPr>
-          <w:rFonts w:ascii="Arial" w:hAnsi="Arial" w:eastAsia="Arial" w:cs="Arial"/>
-          <w:b w:val="0"/>
-          <w:color w:val="000000"/>
-          <w:sz w:val="20"/>
-          <w:u w:val="none"/>
-        </w:rPr>
-        <w:t>5. Observe the system displays the child-item selection page.</w:t>
-      </w:r>
-    </w:p>
-    <w:p>
-      <w:pPr>
-        <w:spacing w:before="0" w:after="40"/>
-        <w:ind w:left="360" w:hanging="240"/>
-      </w:pPr>
-      <w:r>
-        <w:rPr>
-          <w:rFonts w:ascii="Arial" w:hAnsi="Arial" w:eastAsia="Arial" w:cs="Arial"/>
-          <w:b w:val="0"/>
-          <w:color w:val="000000"/>
-          <w:sz w:val="20"/>
-          <w:u w:val="none"/>
-        </w:rPr>
-        <w:t>6. Add/select child items.</w:t>
-      </w:r>
-    </w:p>
-    <w:p>
-      <w:pPr>
-        <w:spacing w:before="0" w:after="40"/>
-        <w:ind w:left="360" w:hanging="240"/>
-      </w:pPr>
-      <w:r>
-        <w:rPr>
-          <w:rFonts w:ascii="Arial" w:hAnsi="Arial" w:eastAsia="Arial" w:cs="Arial"/>
-          <w:b w:val="0"/>
-          <w:color w:val="000000"/>
-          <w:sz w:val="20"/>
-          <w:u w:val="none"/>
-        </w:rPr>
-        <w:t>7. Click the button "OK".</w:t>
-      </w:r>
-    </w:p>
-    <w:p>
-      <w:pPr>
-        <w:spacing w:before="0" w:after="80"/>
-      </w:pPr>
-      <w:r>
-        <w:rPr>
-          <w:rFonts w:ascii="Arial" w:hAnsi="Arial" w:eastAsia="Arial" w:cs="Arial"/>
-          <w:b/>
-          <w:color w:val="000000"/>
-          <w:sz w:val="20"/>
-          <w:u w:val="none"/>
-        </w:rPr>
-        <w:t>Reproduction Result(s):</w:t>
-      </w:r>
-    </w:p>
-    <w:p>
-      <w:pPr>
-        <w:spacing w:before="0" w:after="40"/>
-        <w:ind w:left="360" w:hanging="240"/>
-      </w:pPr>
-      <w:r>
-        <w:rPr>
-          <w:rFonts w:ascii="Arial" w:hAnsi="Arial" w:eastAsia="Arial" w:cs="Arial"/>
-          <w:b w:val="0"/>
-          <w:color w:val="000000"/>
-          <w:sz w:val="20"/>
-          <w:u w:val="none"/>
-        </w:rPr>
-        <w:t>1. After clicking "OK" on the child-item selection page, the system fails to show the items reminder page.</w:t>
-      </w:r>
-    </w:p>
-    <w:p>
-      <w:pPr>
-        <w:spacing w:before="0" w:after="40"/>
-        <w:ind w:left="360" w:hanging="240"/>
-      </w:pPr>
-      <w:r>
-        <w:rPr>
-          <w:rFonts w:ascii="Arial" w:hAnsi="Arial" w:eastAsia="Arial" w:cs="Arial"/>
-          <w:b w:val="0"/>
-          <w:color w:val="000000"/>
-          <w:sz w:val="20"/>
-          <w:u w:val="none"/>
-        </w:rPr>
-        <w:t>2. An overlay cover blocks all further operations on the Item Reminder page.</w:t>
-      </w:r>
-    </w:p>
-    <w:p>
-      <w:pPr>
-        <w:spacing w:before="0" w:after="40"/>
-        <w:ind w:left="360" w:hanging="240"/>
-      </w:pPr>
-      <w:r>
-        <w:rPr>
-          <w:rFonts w:ascii="Arial" w:hAnsi="Arial" w:eastAsia="Arial" w:cs="Arial"/>
-          <w:b w:val="0"/>
-          <w:color w:val="000000"/>
-          <w:sz w:val="20"/>
-          <w:u w:val="none"/>
-        </w:rPr>
-        <w:t>3. The user cannot continue interacting with the Item Reminder page or proceed with the check flow.</w:t>
-      </w:r>
-    </w:p>
-    <w:p>
-      <w:pPr>
-        <w:spacing w:before="160" w:after="80"/>
-      </w:pPr>
-      <w:r>
-        <w:rPr>
-          <w:rFonts w:ascii="Arial" w:hAnsi="Arial" w:eastAsia="Arial" w:cs="Arial"/>
-          <w:b/>
-          <w:color w:val="001EFF"/>
-          <w:sz w:val="24"/>
-          <w:u w:val="none"/>
-        </w:rPr>
-        <w:t>2.Fix Verification - Item Reminder Page Restoration</w:t>
-      </w:r>
-    </w:p>
-    <w:p>
-      <w:pPr>
-        <w:spacing w:before="120" w:after="60"/>
-      </w:pPr>
-      <w:r>
-        <w:rPr>
-          <w:rFonts w:ascii="Arial" w:hAnsi="Arial" w:eastAsia="Arial" w:cs="Arial"/>
-          <w:b/>
-          <w:color w:val="001EFF"/>
-          <w:sz w:val="22"/>
-          <w:u w:val="none"/>
-        </w:rPr>
-        <w:t>2.1.Item reminder page returns to foreground after adding a set-menu item via Send Check</w:t>
-      </w:r>
-    </w:p>
-    <w:p>
-      <w:pPr>
-        <w:spacing w:before="0" w:after="80"/>
-      </w:pPr>
-      <w:r>
-        <w:rPr>
-          <w:rFonts w:ascii="Arial" w:hAnsi="Arial" w:eastAsia="Arial" w:cs="Arial"/>
-          <w:b/>
-          <w:color w:val="000000"/>
-          <w:sz w:val="20"/>
-          <w:u w:val="none"/>
-        </w:rPr>
-        <w:t>Prerequisite(s):</w:t>
-      </w:r>
-    </w:p>
-    <w:p>
-      <w:pPr>
-        <w:spacing w:before="0" w:after="40"/>
-        <w:ind w:left="360" w:hanging="240"/>
-      </w:pPr>
-      <w:r>
-        <w:rPr>
-          <w:rFonts w:ascii="Arial" w:hAnsi="Arial" w:eastAsia="Arial" w:cs="Arial"/>
-          <w:b w:val="0"/>
-          <w:color w:val="000000"/>
-          <w:sz w:val="20"/>
-          <w:u w:val="none"/>
-        </w:rPr>
-        <w:t>1. The build containing the HERO-68925 fix is deployed to the POS environment.</w:t>
-      </w:r>
-    </w:p>
-    <w:p>
-      <w:pPr>
-        <w:spacing w:before="0" w:after="40"/>
-        <w:ind w:left="360" w:hanging="240"/>
-      </w:pPr>
-      <w:r>
-        <w:rPr>
-          <w:rFonts w:ascii="Arial" w:hAnsi="Arial" w:eastAsia="Arial" w:cs="Arial"/>
-          <w:b w:val="0"/>
-          <w:color w:val="000000"/>
-          <w:sz w:val="20"/>
-          <w:u w:val="none"/>
-        </w:rPr>
-        <w:t>2. An item reminder rule is configured with a set-menu item at POS System &gt; Ordering Setup &gt; Item Reminder Rules.</w:t>
-      </w:r>
-    </w:p>
-    <w:p>
-      <w:pPr>
-        <w:spacing w:before="0" w:after="40"/>
-        <w:ind w:left="360" w:hanging="240"/>
-      </w:pPr>
-      <w:r>
-        <w:rPr>
-          <w:rFonts w:ascii="Arial" w:hAnsi="Arial" w:eastAsia="Arial" w:cs="Arial"/>
-          <w:b w:val="0"/>
-          <w:color w:val="000000"/>
-          <w:sz w:val="20"/>
-          <w:u w:val="none"/>
-        </w:rPr>
-        <w:t>3. A table is available for ordering.</w:t>
-      </w:r>
-    </w:p>
-    <w:p>
-      <w:pPr>
-        <w:spacing w:before="0" w:after="80"/>
-      </w:pPr>
-      <w:r>
-        <w:rPr>
-          <w:rFonts w:ascii="Arial" w:hAnsi="Arial" w:eastAsia="Arial" w:cs="Arial"/>
-          <w:b/>
-          <w:color w:val="000000"/>
-          <w:sz w:val="20"/>
-          <w:u w:val="none"/>
-        </w:rPr>
-        <w:t>Step(s):</w:t>
-      </w:r>
-    </w:p>
-    <w:p>
-      <w:pPr>
-        <w:spacing w:before="0" w:after="40"/>
-        <w:ind w:left="360" w:hanging="240"/>
-      </w:pPr>
-      <w:r>
-        <w:rPr>
-          <w:rFonts w:ascii="Arial" w:hAnsi="Arial" w:eastAsia="Arial" w:cs="Arial"/>
-          <w:b w:val="0"/>
-          <w:color w:val="000000"/>
-          <w:sz w:val="20"/>
-          <w:u w:val="none"/>
-        </w:rPr>
-        <w:t>1. Open a table.</w:t>
+        <w:t>1. Open a table and order items that trigger the item reminder rule.</w:t>
       </w:r>
     </w:p>
     <w:p>
@@ -517,7 +217,7 @@
           <w:sz w:val="20"/>
           <w:u w:val="none"/>
         </w:rPr>
-        <w:t>3. Observe the system displays the items reminder page.</w:t>
+        <w:t>3. On the item reminder page, click the cart icon of the set menu item listed in Available Options.</w:t>
       </w:r>
     </w:p>
     <w:p>
@@ -533,7 +233,7 @@
           <w:sz w:val="20"/>
           <w:u w:val="none"/>
         </w:rPr>
-        <w:t>4. Click the cart icon of the set-menu item on the reminder page.</w:t>
+        <w:t>4. On the child item selection page, select the target child item(s).</w:t>
       </w:r>
     </w:p>
     <w:p>
@@ -549,7 +249,7 @@
           <w:sz w:val="20"/>
           <w:u w:val="none"/>
         </w:rPr>
-        <w:t>5. On the child-item selection page, select the target child items.</w:t>
+        <w:t>5. Click the "OK" button.</w:t>
       </w:r>
     </w:p>
     <w:p>
@@ -565,7 +265,54 @@
           <w:sz w:val="20"/>
           <w:u w:val="none"/>
         </w:rPr>
-        <w:t>6. Click the button "OK".</w:t>
+        <w:t>6. Observe the screen after the child item selection page closes.</w:t>
+      </w:r>
+    </w:p>
+    <w:p>
+      <w:pPr>
+        <w:spacing w:before="0" w:after="80"/>
+      </w:pPr>
+      <w:r>
+        <w:rPr>
+          <w:rFonts w:ascii="Arial" w:hAnsi="Arial" w:eastAsia="Arial" w:cs="Arial"/>
+          <w:b/>
+          <w:color w:val="000000"/>
+          <w:sz w:val="20"/>
+          <w:u w:val="none"/>
+        </w:rPr>
+        <w:t>Reproduction Result(s):</w:t>
+      </w:r>
+    </w:p>
+    <w:p>
+      <w:pPr>
+        <w:spacing w:before="0" w:after="40"/>
+        <w:ind w:left="360" w:hanging="240"/>
+      </w:pPr>
+      <w:r>
+        <w:rPr>
+          <w:rFonts w:ascii="Arial" w:hAnsi="Arial" w:eastAsia="Arial" w:cs="Arial"/>
+          <w:b w:val="0"/>
+          <w:color w:val="000000"/>
+          <w:sz w:val="20"/>
+          <w:u w:val="none"/>
+        </w:rPr>
+        <w:t>1. Before the fix, after clicking "OK" on the child item selection page, the system failed to bring the Item Reminder page back to the foreground.</w:t>
+      </w:r>
+    </w:p>
+    <w:p>
+      <w:pPr>
+        <w:spacing w:before="0" w:after="40"/>
+        <w:ind w:left="360" w:hanging="240"/>
+      </w:pPr>
+      <w:r>
+        <w:rPr>
+          <w:rFonts w:ascii="Arial" w:hAnsi="Arial" w:eastAsia="Arial" w:cs="Arial"/>
+          <w:b w:val="0"/>
+          <w:color w:val="000000"/>
+          <w:sz w:val="20"/>
+          <w:u w:val="none"/>
+        </w:rPr>
+        <w:t>2. An overlay cover remained on the screen and blocked all further operations on the Item Reminder page.</w:t>
       </w:r>
     </w:p>
     <w:p>
@@ -596,7 +343,7 @@
           <w:sz w:val="20"/>
           <w:u w:val="none"/>
         </w:rPr>
-        <w:t>1. After clicking "OK", the system brings the Item Reminder page back to the foreground.</w:t>
+        <w:t>1. After the fix, the Item Reminder page is shown above the cover immediately after the child item selection page is confirmed.</w:t>
       </w:r>
     </w:p>
     <w:p>
@@ -612,39 +359,7 @@
           <w:sz w:val="20"/>
           <w:u w:val="none"/>
         </w:rPr>
-        <w:t>2. The Item Reminder page is shown above the overlay cover, allowing the user to continue operation.</w:t>
-      </w:r>
-    </w:p>
-    <w:p>
-      <w:pPr>
-        <w:spacing w:before="0" w:after="40"/>
-        <w:ind w:left="360" w:hanging="240"/>
-      </w:pPr>
-      <w:r>
-        <w:rPr>
-          <w:rFonts w:ascii="Arial" w:hAnsi="Arial" w:eastAsia="Arial" w:cs="Arial"/>
-          <w:b w:val="0"/>
-          <w:color w:val="000000"/>
-          <w:sz w:val="20"/>
-          <w:u w:val="none"/>
-        </w:rPr>
-        <w:t>3. No overlay remains blocking further operations.</w:t>
-      </w:r>
-    </w:p>
-    <w:p>
-      <w:pPr>
-        <w:spacing w:before="0" w:after="40"/>
-        <w:ind w:left="360" w:hanging="240"/>
-      </w:pPr>
-      <w:r>
-        <w:rPr>
-          <w:rFonts w:ascii="Arial" w:hAnsi="Arial" w:eastAsia="Arial" w:cs="Arial"/>
-          <w:b w:val="0"/>
-          <w:color w:val="000000"/>
-          <w:sz w:val="20"/>
-          <w:u w:val="none"/>
-        </w:rPr>
-        <w:t>4. The user can interact with the Item Reminder page normally.</w:t>
+        <w:t>2. No blocking overlay remains, and the user can continue operating on the Item Reminder page.</w:t>
       </w:r>
     </w:p>
     <w:p>
@@ -659,7 +374,7 @@
           <w:sz w:val="22"/>
           <w:u w:val="none"/>
         </w:rPr>
-        <w:t>2.2.Item reminder page returns to foreground after adding a set-menu item via Print Check</w:t>
+        <w:t>1.2 Verify the Recovery Flow for Print Check and Print And Paid Actions</w:t>
       </w:r>
     </w:p>
     <w:p>
@@ -690,7 +405,7 @@
           <w:sz w:val="20"/>
           <w:u w:val="none"/>
         </w:rPr>
-        <w:t>1. The build containing the HERO-68925 fix is deployed to the POS environment.</w:t>
+        <w:t>1. An item reminder rule with Available Options set to a set menu item exists for the target shop/outlet.</w:t>
       </w:r>
     </w:p>
     <w:p>
@@ -706,7 +421,7 @@
           <w:sz w:val="20"/>
           <w:u w:val="none"/>
         </w:rPr>
-        <w:t>2. An item reminder rule is configured with a set-menu item.</w:t>
+        <w:t>2. The Show Reminder settings trigger the reminder page on the related check actions.</w:t>
       </w:r>
     </w:p>
     <w:p>
@@ -722,7 +437,7 @@
           <w:sz w:val="20"/>
           <w:u w:val="none"/>
         </w:rPr>
-        <w:t>3. A table is available for ordering.</w:t>
+        <w:t>3. A table with items that trigger the reminder rule is open.</w:t>
       </w:r>
     </w:p>
     <w:p>
@@ -753,7 +468,7 @@
           <w:sz w:val="20"/>
           <w:u w:val="none"/>
         </w:rPr>
-        <w:t>1. Open a table.</w:t>
+        <w:t>1. Trigger the item reminder page through "Print Check" (according to the Show Reminder setting).</w:t>
       </w:r>
     </w:p>
     <w:p>
@@ -769,1376 +484,7 @@
           <w:sz w:val="20"/>
           <w:u w:val="none"/>
         </w:rPr>
-        <w:t>2. Click the function "Print Check".</w:t>
-      </w:r>
-    </w:p>
-    <w:p>
-      <w:pPr>
-        <w:spacing w:before="0" w:after="40"/>
-        <w:ind w:left="360" w:hanging="240"/>
-      </w:pPr>
-      <w:r>
-        <w:rPr>
-          <w:rFonts w:ascii="Arial" w:hAnsi="Arial" w:eastAsia="Arial" w:cs="Arial"/>
-          <w:b w:val="0"/>
-          <w:color w:val="000000"/>
-          <w:sz w:val="20"/>
-          <w:u w:val="none"/>
-        </w:rPr>
-        <w:t>3. Observe the system displays the items reminder page.</w:t>
-      </w:r>
-    </w:p>
-    <w:p>
-      <w:pPr>
-        <w:spacing w:before="0" w:after="40"/>
-        <w:ind w:left="360" w:hanging="240"/>
-      </w:pPr>
-      <w:r>
-        <w:rPr>
-          <w:rFonts w:ascii="Arial" w:hAnsi="Arial" w:eastAsia="Arial" w:cs="Arial"/>
-          <w:b w:val="0"/>
-          <w:color w:val="000000"/>
-          <w:sz w:val="20"/>
-          <w:u w:val="none"/>
-        </w:rPr>
-        <w:t>4. Click the cart icon of the set-menu item on the reminder page.</w:t>
-      </w:r>
-    </w:p>
-    <w:p>
-      <w:pPr>
-        <w:spacing w:before="0" w:after="40"/>
-        <w:ind w:left="360" w:hanging="240"/>
-      </w:pPr>
-      <w:r>
-        <w:rPr>
-          <w:rFonts w:ascii="Arial" w:hAnsi="Arial" w:eastAsia="Arial" w:cs="Arial"/>
-          <w:b w:val="0"/>
-          <w:color w:val="000000"/>
-          <w:sz w:val="20"/>
-          <w:u w:val="none"/>
-        </w:rPr>
-        <w:t>5. On the child-item selection page, select the target child items.</w:t>
-      </w:r>
-    </w:p>
-    <w:p>
-      <w:pPr>
-        <w:spacing w:before="0" w:after="40"/>
-        <w:ind w:left="360" w:hanging="240"/>
-      </w:pPr>
-      <w:r>
-        <w:rPr>
-          <w:rFonts w:ascii="Arial" w:hAnsi="Arial" w:eastAsia="Arial" w:cs="Arial"/>
-          <w:b w:val="0"/>
-          <w:color w:val="000000"/>
-          <w:sz w:val="20"/>
-          <w:u w:val="none"/>
-        </w:rPr>
-        <w:t>6. Click the button "OK".</w:t>
-      </w:r>
-    </w:p>
-    <w:p>
-      <w:pPr>
-        <w:spacing w:before="0" w:after="80"/>
-      </w:pPr>
-      <w:r>
-        <w:rPr>
-          <w:rFonts w:ascii="Arial" w:hAnsi="Arial" w:eastAsia="Arial" w:cs="Arial"/>
-          <w:b/>
-          <w:color w:val="000000"/>
-          <w:sz w:val="20"/>
-          <w:u w:val="none"/>
-        </w:rPr>
-        <w:t>Fix Result(s):</w:t>
-      </w:r>
-    </w:p>
-    <w:p>
-      <w:pPr>
-        <w:spacing w:before="0" w:after="40"/>
-        <w:ind w:left="360" w:hanging="240"/>
-      </w:pPr>
-      <w:r>
-        <w:rPr>
-          <w:rFonts w:ascii="Arial" w:hAnsi="Arial" w:eastAsia="Arial" w:cs="Arial"/>
-          <w:b w:val="0"/>
-          <w:color w:val="000000"/>
-          <w:sz w:val="20"/>
-          <w:u w:val="none"/>
-        </w:rPr>
-        <w:t>1. After clicking "OK", the Item Reminder page returns to the foreground.</w:t>
-      </w:r>
-    </w:p>
-    <w:p>
-      <w:pPr>
-        <w:spacing w:before="0" w:after="40"/>
-        <w:ind w:left="360" w:hanging="240"/>
-      </w:pPr>
-      <w:r>
-        <w:rPr>
-          <w:rFonts w:ascii="Arial" w:hAnsi="Arial" w:eastAsia="Arial" w:cs="Arial"/>
-          <w:b w:val="0"/>
-          <w:color w:val="000000"/>
-          <w:sz w:val="20"/>
-          <w:u w:val="none"/>
-        </w:rPr>
-        <w:t>2. The page is shown above the overlay cover without blocking.</w:t>
-      </w:r>
-    </w:p>
-    <w:p>
-      <w:pPr>
-        <w:spacing w:before="0" w:after="40"/>
-        <w:ind w:left="360" w:hanging="240"/>
-      </w:pPr>
-      <w:r>
-        <w:rPr>
-          <w:rFonts w:ascii="Arial" w:hAnsi="Arial" w:eastAsia="Arial" w:cs="Arial"/>
-          <w:b w:val="0"/>
-          <w:color w:val="000000"/>
-          <w:sz w:val="20"/>
-          <w:u w:val="none"/>
-        </w:rPr>
-        <w:t>3. The user can continue operating the Item Reminder page.</w:t>
-      </w:r>
-    </w:p>
-    <w:p>
-      <w:pPr>
-        <w:spacing w:before="120" w:after="60"/>
-      </w:pPr>
-      <w:r>
-        <w:rPr>
-          <w:rFonts w:ascii="Arial" w:hAnsi="Arial" w:eastAsia="Arial" w:cs="Arial"/>
-          <w:b/>
-          <w:color w:val="001EFF"/>
-          <w:sz w:val="22"/>
-          <w:u w:val="none"/>
-        </w:rPr>
-        <w:t>2.3.Item reminder page returns to foreground after adding a set-menu item via Print And Paid</w:t>
-      </w:r>
-    </w:p>
-    <w:p>
-      <w:pPr>
-        <w:spacing w:before="0" w:after="80"/>
-      </w:pPr>
-      <w:r>
-        <w:rPr>
-          <w:rFonts w:ascii="Arial" w:hAnsi="Arial" w:eastAsia="Arial" w:cs="Arial"/>
-          <w:b/>
-          <w:color w:val="000000"/>
-          <w:sz w:val="20"/>
-          <w:u w:val="none"/>
-        </w:rPr>
-        <w:t>Prerequisite(s):</w:t>
-      </w:r>
-    </w:p>
-    <w:p>
-      <w:pPr>
-        <w:spacing w:before="0" w:after="40"/>
-        <w:ind w:left="360" w:hanging="240"/>
-      </w:pPr>
-      <w:r>
-        <w:rPr>
-          <w:rFonts w:ascii="Arial" w:hAnsi="Arial" w:eastAsia="Arial" w:cs="Arial"/>
-          <w:b w:val="0"/>
-          <w:color w:val="000000"/>
-          <w:sz w:val="20"/>
-          <w:u w:val="none"/>
-        </w:rPr>
-        <w:t>1. The build containing the HERO-68925 fix is deployed to the POS environment.</w:t>
-      </w:r>
-    </w:p>
-    <w:p>
-      <w:pPr>
-        <w:spacing w:before="0" w:after="40"/>
-        <w:ind w:left="360" w:hanging="240"/>
-      </w:pPr>
-      <w:r>
-        <w:rPr>
-          <w:rFonts w:ascii="Arial" w:hAnsi="Arial" w:eastAsia="Arial" w:cs="Arial"/>
-          <w:b w:val="0"/>
-          <w:color w:val="000000"/>
-          <w:sz w:val="20"/>
-          <w:u w:val="none"/>
-        </w:rPr>
-        <w:t>2. An item reminder rule is configured with a set-menu item.</w:t>
-      </w:r>
-    </w:p>
-    <w:p>
-      <w:pPr>
-        <w:spacing w:before="0" w:after="40"/>
-        <w:ind w:left="360" w:hanging="240"/>
-      </w:pPr>
-      <w:r>
-        <w:rPr>
-          <w:rFonts w:ascii="Arial" w:hAnsi="Arial" w:eastAsia="Arial" w:cs="Arial"/>
-          <w:b w:val="0"/>
-          <w:color w:val="000000"/>
-          <w:sz w:val="20"/>
-          <w:u w:val="none"/>
-        </w:rPr>
-        <w:t>3. A table is available for ordering.</w:t>
-      </w:r>
-    </w:p>
-    <w:p>
-      <w:pPr>
-        <w:spacing w:before="0" w:after="80"/>
-      </w:pPr>
-      <w:r>
-        <w:rPr>
-          <w:rFonts w:ascii="Arial" w:hAnsi="Arial" w:eastAsia="Arial" w:cs="Arial"/>
-          <w:b/>
-          <w:color w:val="000000"/>
-          <w:sz w:val="20"/>
-          <w:u w:val="none"/>
-        </w:rPr>
-        <w:t>Step(s):</w:t>
-      </w:r>
-    </w:p>
-    <w:p>
-      <w:pPr>
-        <w:spacing w:before="0" w:after="40"/>
-        <w:ind w:left="360" w:hanging="240"/>
-      </w:pPr>
-      <w:r>
-        <w:rPr>
-          <w:rFonts w:ascii="Arial" w:hAnsi="Arial" w:eastAsia="Arial" w:cs="Arial"/>
-          <w:b w:val="0"/>
-          <w:color w:val="000000"/>
-          <w:sz w:val="20"/>
-          <w:u w:val="none"/>
-        </w:rPr>
-        <w:t>1. Open a table.</w:t>
-      </w:r>
-    </w:p>
-    <w:p>
-      <w:pPr>
-        <w:spacing w:before="0" w:after="40"/>
-        <w:ind w:left="360" w:hanging="240"/>
-      </w:pPr>
-      <w:r>
-        <w:rPr>
-          <w:rFonts w:ascii="Arial" w:hAnsi="Arial" w:eastAsia="Arial" w:cs="Arial"/>
-          <w:b w:val="0"/>
-          <w:color w:val="000000"/>
-          <w:sz w:val="20"/>
-          <w:u w:val="none"/>
-        </w:rPr>
-        <w:t>2. Click the function "Print And Paid".</w:t>
-      </w:r>
-    </w:p>
-    <w:p>
-      <w:pPr>
-        <w:spacing w:before="0" w:after="40"/>
-        <w:ind w:left="360" w:hanging="240"/>
-      </w:pPr>
-      <w:r>
-        <w:rPr>
-          <w:rFonts w:ascii="Arial" w:hAnsi="Arial" w:eastAsia="Arial" w:cs="Arial"/>
-          <w:b w:val="0"/>
-          <w:color w:val="000000"/>
-          <w:sz w:val="20"/>
-          <w:u w:val="none"/>
-        </w:rPr>
-        <w:t>3. Observe the system displays the items reminder page.</w:t>
-      </w:r>
-    </w:p>
-    <w:p>
-      <w:pPr>
-        <w:spacing w:before="0" w:after="40"/>
-        <w:ind w:left="360" w:hanging="240"/>
-      </w:pPr>
-      <w:r>
-        <w:rPr>
-          <w:rFonts w:ascii="Arial" w:hAnsi="Arial" w:eastAsia="Arial" w:cs="Arial"/>
-          <w:b w:val="0"/>
-          <w:color w:val="000000"/>
-          <w:sz w:val="20"/>
-          <w:u w:val="none"/>
-        </w:rPr>
-        <w:t>4. Click the cart icon of the set-menu item on the reminder page.</w:t>
-      </w:r>
-    </w:p>
-    <w:p>
-      <w:pPr>
-        <w:spacing w:before="0" w:after="40"/>
-        <w:ind w:left="360" w:hanging="240"/>
-      </w:pPr>
-      <w:r>
-        <w:rPr>
-          <w:rFonts w:ascii="Arial" w:hAnsi="Arial" w:eastAsia="Arial" w:cs="Arial"/>
-          <w:b w:val="0"/>
-          <w:color w:val="000000"/>
-          <w:sz w:val="20"/>
-          <w:u w:val="none"/>
-        </w:rPr>
-        <w:t>5. On the child-item selection page, select the target child items.</w:t>
-      </w:r>
-    </w:p>
-    <w:p>
-      <w:pPr>
-        <w:spacing w:before="0" w:after="40"/>
-        <w:ind w:left="360" w:hanging="240"/>
-      </w:pPr>
-      <w:r>
-        <w:rPr>
-          <w:rFonts w:ascii="Arial" w:hAnsi="Arial" w:eastAsia="Arial" w:cs="Arial"/>
-          <w:b w:val="0"/>
-          <w:color w:val="000000"/>
-          <w:sz w:val="20"/>
-          <w:u w:val="none"/>
-        </w:rPr>
-        <w:t>6. Click the button "OK".</w:t>
-      </w:r>
-    </w:p>
-    <w:p>
-      <w:pPr>
-        <w:spacing w:before="0" w:after="80"/>
-      </w:pPr>
-      <w:r>
-        <w:rPr>
-          <w:rFonts w:ascii="Arial" w:hAnsi="Arial" w:eastAsia="Arial" w:cs="Arial"/>
-          <w:b/>
-          <w:color w:val="000000"/>
-          <w:sz w:val="20"/>
-          <w:u w:val="none"/>
-        </w:rPr>
-        <w:t>Fix Result(s):</w:t>
-      </w:r>
-    </w:p>
-    <w:p>
-      <w:pPr>
-        <w:spacing w:before="0" w:after="40"/>
-        <w:ind w:left="360" w:hanging="240"/>
-      </w:pPr>
-      <w:r>
-        <w:rPr>
-          <w:rFonts w:ascii="Arial" w:hAnsi="Arial" w:eastAsia="Arial" w:cs="Arial"/>
-          <w:b w:val="0"/>
-          <w:color w:val="000000"/>
-          <w:sz w:val="20"/>
-          <w:u w:val="none"/>
-        </w:rPr>
-        <w:t>1. After clicking "OK", the Item Reminder page returns to the foreground.</w:t>
-      </w:r>
-    </w:p>
-    <w:p>
-      <w:pPr>
-        <w:spacing w:before="0" w:after="40"/>
-        <w:ind w:left="360" w:hanging="240"/>
-      </w:pPr>
-      <w:r>
-        <w:rPr>
-          <w:rFonts w:ascii="Arial" w:hAnsi="Arial" w:eastAsia="Arial" w:cs="Arial"/>
-          <w:b w:val="0"/>
-          <w:color w:val="000000"/>
-          <w:sz w:val="20"/>
-          <w:u w:val="none"/>
-        </w:rPr>
-        <w:t>2. The page is shown above the overlay cover without blocking.</w:t>
-      </w:r>
-    </w:p>
-    <w:p>
-      <w:pPr>
-        <w:spacing w:before="0" w:after="40"/>
-        <w:ind w:left="360" w:hanging="240"/>
-      </w:pPr>
-      <w:r>
-        <w:rPr>
-          <w:rFonts w:ascii="Arial" w:hAnsi="Arial" w:eastAsia="Arial" w:cs="Arial"/>
-          <w:b w:val="0"/>
-          <w:color w:val="000000"/>
-          <w:sz w:val="20"/>
-          <w:u w:val="none"/>
-        </w:rPr>
-        <w:t>3. The user can continue operating the Item Reminder page and complete the Print And Paid flow.</w:t>
-      </w:r>
-    </w:p>
-    <w:p>
-      <w:pPr>
-        <w:spacing w:before="160" w:after="80"/>
-      </w:pPr>
-      <w:r>
-        <w:rPr>
-          <w:rFonts w:ascii="Arial" w:hAnsi="Arial" w:eastAsia="Arial" w:cs="Arial"/>
-          <w:b/>
-          <w:color w:val="001EFF"/>
-          <w:sz w:val="24"/>
-          <w:u w:val="none"/>
-        </w:rPr>
-        <w:t>3.Item Reminder Rule Configuration</w:t>
-      </w:r>
-    </w:p>
-    <w:p>
-      <w:pPr>
-        <w:spacing w:before="120" w:after="60"/>
-      </w:pPr>
-      <w:r>
-        <w:rPr>
-          <w:rFonts w:ascii="Arial" w:hAnsi="Arial" w:eastAsia="Arial" w:cs="Arial"/>
-          <w:b/>
-          <w:color w:val="001EFF"/>
-          <w:sz w:val="22"/>
-          <w:u w:val="none"/>
-        </w:rPr>
-        <w:t>3.1.Item reminder rule with set-menu item is configured correctly</w:t>
-      </w:r>
-    </w:p>
-    <w:p>
-      <w:pPr>
-        <w:spacing w:before="0" w:after="80"/>
-      </w:pPr>
-      <w:r>
-        <w:rPr>
-          <w:rFonts w:ascii="Arial" w:hAnsi="Arial" w:eastAsia="Arial" w:cs="Arial"/>
-          <w:b/>
-          <w:color w:val="000000"/>
-          <w:sz w:val="20"/>
-          <w:u w:val="none"/>
-        </w:rPr>
-        <w:t>Prerequisite(s):</w:t>
-      </w:r>
-    </w:p>
-    <w:p>
-      <w:pPr>
-        <w:spacing w:before="0" w:after="40"/>
-        <w:ind w:left="360" w:hanging="240"/>
-      </w:pPr>
-      <w:r>
-        <w:rPr>
-          <w:rFonts w:ascii="Arial" w:hAnsi="Arial" w:eastAsia="Arial" w:cs="Arial"/>
-          <w:b w:val="0"/>
-          <w:color w:val="000000"/>
-          <w:sz w:val="20"/>
-          <w:u w:val="none"/>
-        </w:rPr>
-        <w:t>1. The build containing the HERO-68925 fix is deployed to the POS environment.</w:t>
-      </w:r>
-    </w:p>
-    <w:p>
-      <w:pPr>
-        <w:spacing w:before="0" w:after="40"/>
-        <w:ind w:left="360" w:hanging="240"/>
-      </w:pPr>
-      <w:r>
-        <w:rPr>
-          <w:rFonts w:ascii="Arial" w:hAnsi="Arial" w:eastAsia="Arial" w:cs="Arial"/>
-          <w:b w:val="0"/>
-          <w:color w:val="000000"/>
-          <w:sz w:val="20"/>
-          <w:u w:val="none"/>
-        </w:rPr>
-        <w:t>2. Access to Infrasys POS platform: POS System &gt; Ordering Setup &gt; Item Remind Rules.</w:t>
-      </w:r>
-    </w:p>
-    <w:p>
-      <w:pPr>
-        <w:spacing w:before="0" w:after="80"/>
-      </w:pPr>
-      <w:r>
-        <w:rPr>
-          <w:rFonts w:ascii="Arial" w:hAnsi="Arial" w:eastAsia="Arial" w:cs="Arial"/>
-          <w:b/>
-          <w:color w:val="000000"/>
-          <w:sz w:val="20"/>
-          <w:u w:val="none"/>
-        </w:rPr>
-        <w:t>Step(s):</w:t>
-      </w:r>
-    </w:p>
-    <w:p>
-      <w:pPr>
-        <w:spacing w:before="0" w:after="40"/>
-        <w:ind w:left="360" w:hanging="240"/>
-      </w:pPr>
-      <w:r>
-        <w:rPr>
-          <w:rFonts w:ascii="Arial" w:hAnsi="Arial" w:eastAsia="Arial" w:cs="Arial"/>
-          <w:b w:val="0"/>
-          <w:color w:val="000000"/>
-          <w:sz w:val="20"/>
-          <w:u w:val="none"/>
-        </w:rPr>
-        <w:t>1. Go to POS System &gt; Ordering Setup &gt; Item Remind Rules.</w:t>
-      </w:r>
-    </w:p>
-    <w:p>
-      <w:pPr>
-        <w:spacing w:before="0" w:after="40"/>
-        <w:ind w:left="360" w:hanging="240"/>
-      </w:pPr>
-      <w:r>
-        <w:rPr>
-          <w:rFonts w:ascii="Arial" w:hAnsi="Arial" w:eastAsia="Arial" w:cs="Arial"/>
-          <w:b w:val="0"/>
-          <w:color w:val="000000"/>
-          <w:sz w:val="20"/>
-          <w:u w:val="none"/>
-        </w:rPr>
-        <w:t>2. Click "Add New" to add a new record.</w:t>
-      </w:r>
-    </w:p>
-    <w:p>
-      <w:pPr>
-        <w:spacing w:before="0" w:after="40"/>
-        <w:ind w:left="360" w:hanging="240"/>
-      </w:pPr>
-      <w:r>
-        <w:rPr>
-          <w:rFonts w:ascii="Arial" w:hAnsi="Arial" w:eastAsia="Arial" w:cs="Arial"/>
-          <w:b w:val="0"/>
-          <w:color w:val="000000"/>
-          <w:sz w:val="20"/>
-          <w:u w:val="none"/>
-        </w:rPr>
-        <w:t>3. Select Available in Locations = Target Shop or Outlet.</w:t>
-      </w:r>
-    </w:p>
-    <w:p>
-      <w:pPr>
-        <w:spacing w:before="0" w:after="40"/>
-        <w:ind w:left="360" w:hanging="240"/>
-      </w:pPr>
-      <w:r>
-        <w:rPr>
-          <w:rFonts w:ascii="Arial" w:hAnsi="Arial" w:eastAsia="Arial" w:cs="Arial"/>
-          <w:b w:val="0"/>
-          <w:color w:val="000000"/>
-          <w:sz w:val="20"/>
-          <w:u w:val="none"/>
-        </w:rPr>
-        <w:t>4. Select Item / Menu = Item type the rule applies to.</w:t>
-      </w:r>
-    </w:p>
-    <w:p>
-      <w:pPr>
-        <w:spacing w:before="0" w:after="40"/>
-        <w:ind w:left="360" w:hanging="240"/>
-      </w:pPr>
-      <w:r>
-        <w:rPr>
-          <w:rFonts w:ascii="Arial" w:hAnsi="Arial" w:eastAsia="Arial" w:cs="Arial"/>
-          <w:b w:val="0"/>
-          <w:color w:val="000000"/>
-          <w:sz w:val="20"/>
-          <w:u w:val="none"/>
-        </w:rPr>
-        <w:t>5. Select Available Options = Target set-menu item.</w:t>
-      </w:r>
-    </w:p>
-    <w:p>
-      <w:pPr>
-        <w:spacing w:before="0" w:after="40"/>
-        <w:ind w:left="360" w:hanging="240"/>
-      </w:pPr>
-      <w:r>
-        <w:rPr>
-          <w:rFonts w:ascii="Arial" w:hAnsi="Arial" w:eastAsia="Arial" w:cs="Arial"/>
-          <w:b w:val="0"/>
-          <w:color w:val="000000"/>
-          <w:sz w:val="20"/>
-          <w:u w:val="none"/>
-        </w:rPr>
-        <w:t>6. Select Suggestion = Suggest to Order or Force to Order.</w:t>
-      </w:r>
-    </w:p>
-    <w:p>
-      <w:pPr>
-        <w:spacing w:before="0" w:after="40"/>
-        <w:ind w:left="360" w:hanging="240"/>
-      </w:pPr>
-      <w:r>
-        <w:rPr>
-          <w:rFonts w:ascii="Arial" w:hAnsi="Arial" w:eastAsia="Arial" w:cs="Arial"/>
-          <w:b w:val="0"/>
-          <w:color w:val="000000"/>
-          <w:sz w:val="20"/>
-          <w:u w:val="none"/>
-        </w:rPr>
-        <w:t>7. Fill in the remaining details.</w:t>
-      </w:r>
-    </w:p>
-    <w:p>
-      <w:pPr>
-        <w:spacing w:before="0" w:after="40"/>
-        <w:ind w:left="360" w:hanging="240"/>
-      </w:pPr>
-      <w:r>
-        <w:rPr>
-          <w:rFonts w:ascii="Arial" w:hAnsi="Arial" w:eastAsia="Arial" w:cs="Arial"/>
-          <w:b w:val="0"/>
-          <w:color w:val="000000"/>
-          <w:sz w:val="20"/>
-          <w:u w:val="none"/>
-        </w:rPr>
-        <w:t>8. Click "Save".</w:t>
-      </w:r>
-    </w:p>
-    <w:p>
-      <w:pPr>
-        <w:spacing w:before="0" w:after="40"/>
-        <w:ind w:left="360" w:hanging="240"/>
-      </w:pPr>
-      <w:r>
-        <w:rPr>
-          <w:rFonts w:ascii="Arial" w:hAnsi="Arial" w:eastAsia="Arial" w:cs="Arial"/>
-          <w:b w:val="0"/>
-          <w:color w:val="000000"/>
-          <w:sz w:val="20"/>
-          <w:u w:val="none"/>
-        </w:rPr>
-        <w:t>9. Open a table and trigger the reminder (Send Check, Print Check, or Print And Paid).</w:t>
-      </w:r>
-    </w:p>
-    <w:p>
-      <w:pPr>
-        <w:spacing w:before="0" w:after="80"/>
-      </w:pPr>
-      <w:r>
-        <w:rPr>
-          <w:rFonts w:ascii="Arial" w:hAnsi="Arial" w:eastAsia="Arial" w:cs="Arial"/>
-          <w:b/>
-          <w:color w:val="000000"/>
-          <w:sz w:val="20"/>
-          <w:u w:val="none"/>
-        </w:rPr>
-        <w:t>Fix Result(s):</w:t>
-      </w:r>
-    </w:p>
-    <w:p>
-      <w:pPr>
-        <w:spacing w:before="0" w:after="40"/>
-        <w:ind w:left="360" w:hanging="240"/>
-      </w:pPr>
-      <w:r>
-        <w:rPr>
-          <w:rFonts w:ascii="Arial" w:hAnsi="Arial" w:eastAsia="Arial" w:cs="Arial"/>
-          <w:b w:val="0"/>
-          <w:color w:val="000000"/>
-          <w:sz w:val="20"/>
-          <w:u w:val="none"/>
-        </w:rPr>
-        <w:t>1. The item reminder rule is saved successfully with the set-menu item configured.</w:t>
-      </w:r>
-    </w:p>
-    <w:p>
-      <w:pPr>
-        <w:spacing w:before="0" w:after="40"/>
-        <w:ind w:left="360" w:hanging="240"/>
-      </w:pPr>
-      <w:r>
-        <w:rPr>
-          <w:rFonts w:ascii="Arial" w:hAnsi="Arial" w:eastAsia="Arial" w:cs="Arial"/>
-          <w:b w:val="0"/>
-          <w:color w:val="000000"/>
-          <w:sz w:val="20"/>
-          <w:u w:val="none"/>
-        </w:rPr>
-        <w:t>2. When the reminder is triggered, the Item Reminder page displays the set-menu item.</w:t>
-      </w:r>
-    </w:p>
-    <w:p>
-      <w:pPr>
-        <w:spacing w:before="0" w:after="40"/>
-        <w:ind w:left="360" w:hanging="240"/>
-      </w:pPr>
-      <w:r>
-        <w:rPr>
-          <w:rFonts w:ascii="Arial" w:hAnsi="Arial" w:eastAsia="Arial" w:cs="Arial"/>
-          <w:b w:val="0"/>
-          <w:color w:val="000000"/>
-          <w:sz w:val="20"/>
-          <w:u w:val="none"/>
-        </w:rPr>
-        <w:t>3. The rule configuration does not cause the overlay blocking issue after the fix.</w:t>
-      </w:r>
-    </w:p>
-    <w:p>
-      <w:pPr>
-        <w:spacing w:before="160" w:after="80"/>
-      </w:pPr>
-      <w:r>
-        <w:rPr>
-          <w:rFonts w:ascii="Arial" w:hAnsi="Arial" w:eastAsia="Arial" w:cs="Arial"/>
-          <w:b/>
-          <w:color w:val="001EFF"/>
-          <w:sz w:val="24"/>
-          <w:u w:val="none"/>
-        </w:rPr>
-        <w:t>4.Multiple Set-Menu Items on Reminder Page</w:t>
-      </w:r>
-    </w:p>
-    <w:p>
-      <w:pPr>
-        <w:spacing w:before="120" w:after="60"/>
-      </w:pPr>
-      <w:r>
-        <w:rPr>
-          <w:rFonts w:ascii="Arial" w:hAnsi="Arial" w:eastAsia="Arial" w:cs="Arial"/>
-          <w:b/>
-          <w:color w:val="001EFF"/>
-          <w:sz w:val="22"/>
-          <w:u w:val="none"/>
-        </w:rPr>
-        <w:t>4.1.Item reminder page handles multiple set-menu items sequentially</w:t>
-      </w:r>
-    </w:p>
-    <w:p>
-      <w:pPr>
-        <w:spacing w:before="0" w:after="80"/>
-      </w:pPr>
-      <w:r>
-        <w:rPr>
-          <w:rFonts w:ascii="Arial" w:hAnsi="Arial" w:eastAsia="Arial" w:cs="Arial"/>
-          <w:b/>
-          <w:color w:val="000000"/>
-          <w:sz w:val="20"/>
-          <w:u w:val="none"/>
-        </w:rPr>
-        <w:t>Prerequisite(s):</w:t>
-      </w:r>
-    </w:p>
-    <w:p>
-      <w:pPr>
-        <w:spacing w:before="0" w:after="40"/>
-        <w:ind w:left="360" w:hanging="240"/>
-      </w:pPr>
-      <w:r>
-        <w:rPr>
-          <w:rFonts w:ascii="Arial" w:hAnsi="Arial" w:eastAsia="Arial" w:cs="Arial"/>
-          <w:b w:val="0"/>
-          <w:color w:val="000000"/>
-          <w:sz w:val="20"/>
-          <w:u w:val="none"/>
-        </w:rPr>
-        <w:t>1. The build containing the HERO-68925 fix is deployed to the POS environment.</w:t>
-      </w:r>
-    </w:p>
-    <w:p>
-      <w:pPr>
-        <w:spacing w:before="0" w:after="40"/>
-        <w:ind w:left="360" w:hanging="240"/>
-      </w:pPr>
-      <w:r>
-        <w:rPr>
-          <w:rFonts w:ascii="Arial" w:hAnsi="Arial" w:eastAsia="Arial" w:cs="Arial"/>
-          <w:b w:val="0"/>
-          <w:color w:val="000000"/>
-          <w:sz w:val="20"/>
-          <w:u w:val="none"/>
-        </w:rPr>
-        <w:t>2. Two or more item reminder rules are configured with different set-menu items.</w:t>
-      </w:r>
-    </w:p>
-    <w:p>
-      <w:pPr>
-        <w:spacing w:before="0" w:after="40"/>
-        <w:ind w:left="360" w:hanging="240"/>
-      </w:pPr>
-      <w:r>
-        <w:rPr>
-          <w:rFonts w:ascii="Arial" w:hAnsi="Arial" w:eastAsia="Arial" w:cs="Arial"/>
-          <w:b w:val="0"/>
-          <w:color w:val="000000"/>
-          <w:sz w:val="20"/>
-          <w:u w:val="none"/>
-        </w:rPr>
-        <w:t>3. A table is available for ordering.</w:t>
-      </w:r>
-    </w:p>
-    <w:p>
-      <w:pPr>
-        <w:spacing w:before="0" w:after="80"/>
-      </w:pPr>
-      <w:r>
-        <w:rPr>
-          <w:rFonts w:ascii="Arial" w:hAnsi="Arial" w:eastAsia="Arial" w:cs="Arial"/>
-          <w:b/>
-          <w:color w:val="000000"/>
-          <w:sz w:val="20"/>
-          <w:u w:val="none"/>
-        </w:rPr>
-        <w:t>Step(s):</w:t>
-      </w:r>
-    </w:p>
-    <w:p>
-      <w:pPr>
-        <w:spacing w:before="0" w:after="40"/>
-        <w:ind w:left="360" w:hanging="240"/>
-      </w:pPr>
-      <w:r>
-        <w:rPr>
-          <w:rFonts w:ascii="Arial" w:hAnsi="Arial" w:eastAsia="Arial" w:cs="Arial"/>
-          <w:b w:val="0"/>
-          <w:color w:val="000000"/>
-          <w:sz w:val="20"/>
-          <w:u w:val="none"/>
-        </w:rPr>
-        <w:t>1. Open a table.</w:t>
-      </w:r>
-    </w:p>
-    <w:p>
-      <w:pPr>
-        <w:spacing w:before="0" w:after="40"/>
-        <w:ind w:left="360" w:hanging="240"/>
-      </w:pPr>
-      <w:r>
-        <w:rPr>
-          <w:rFonts w:ascii="Arial" w:hAnsi="Arial" w:eastAsia="Arial" w:cs="Arial"/>
-          <w:b w:val="0"/>
-          <w:color w:val="000000"/>
-          <w:sz w:val="20"/>
-          <w:u w:val="none"/>
-        </w:rPr>
-        <w:t>2. Click the function "Send Check" or "Print Check".</w:t>
-      </w:r>
-    </w:p>
-    <w:p>
-      <w:pPr>
-        <w:spacing w:before="0" w:after="40"/>
-        <w:ind w:left="360" w:hanging="240"/>
-      </w:pPr>
-      <w:r>
-        <w:rPr>
-          <w:rFonts w:ascii="Arial" w:hAnsi="Arial" w:eastAsia="Arial" w:cs="Arial"/>
-          <w:b w:val="0"/>
-          <w:color w:val="000000"/>
-          <w:sz w:val="20"/>
-          <w:u w:val="none"/>
-        </w:rPr>
-        <w:t>3. Observe the system displays the items reminder page with multiple set-menu items.</w:t>
-      </w:r>
-    </w:p>
-    <w:p>
-      <w:pPr>
-        <w:spacing w:before="0" w:after="40"/>
-        <w:ind w:left="360" w:hanging="240"/>
-      </w:pPr>
-      <w:r>
-        <w:rPr>
-          <w:rFonts w:ascii="Arial" w:hAnsi="Arial" w:eastAsia="Arial" w:cs="Arial"/>
-          <w:b w:val="0"/>
-          <w:color w:val="000000"/>
-          <w:sz w:val="20"/>
-          <w:u w:val="none"/>
-        </w:rPr>
-        <w:t>4. Click the cart icon of the first set-menu item.</w:t>
-      </w:r>
-    </w:p>
-    <w:p>
-      <w:pPr>
-        <w:spacing w:before="0" w:after="40"/>
-        <w:ind w:left="360" w:hanging="240"/>
-      </w:pPr>
-      <w:r>
-        <w:rPr>
-          <w:rFonts w:ascii="Arial" w:hAnsi="Arial" w:eastAsia="Arial" w:cs="Arial"/>
-          <w:b w:val="0"/>
-          <w:color w:val="000000"/>
-          <w:sz w:val="20"/>
-          <w:u w:val="none"/>
-        </w:rPr>
-        <w:t>5. Select child items and click "OK".</w:t>
-      </w:r>
-    </w:p>
-    <w:p>
-      <w:pPr>
-        <w:spacing w:before="0" w:after="40"/>
-        <w:ind w:left="360" w:hanging="240"/>
-      </w:pPr>
-      <w:r>
-        <w:rPr>
-          <w:rFonts w:ascii="Arial" w:hAnsi="Arial" w:eastAsia="Arial" w:cs="Arial"/>
-          <w:b w:val="0"/>
-          <w:color w:val="000000"/>
-          <w:sz w:val="20"/>
-          <w:u w:val="none"/>
-        </w:rPr>
-        <w:t>6. Verify the Item Reminder page returns to the foreground.</w:t>
-      </w:r>
-    </w:p>
-    <w:p>
-      <w:pPr>
-        <w:spacing w:before="0" w:after="40"/>
-        <w:ind w:left="360" w:hanging="240"/>
-      </w:pPr>
-      <w:r>
-        <w:rPr>
-          <w:rFonts w:ascii="Arial" w:hAnsi="Arial" w:eastAsia="Arial" w:cs="Arial"/>
-          <w:b w:val="0"/>
-          <w:color w:val="000000"/>
-          <w:sz w:val="20"/>
-          <w:u w:val="none"/>
-        </w:rPr>
-        <w:t>7. Click the cart icon of the second set-menu item.</w:t>
-      </w:r>
-    </w:p>
-    <w:p>
-      <w:pPr>
-        <w:spacing w:before="0" w:after="40"/>
-        <w:ind w:left="360" w:hanging="240"/>
-      </w:pPr>
-      <w:r>
-        <w:rPr>
-          <w:rFonts w:ascii="Arial" w:hAnsi="Arial" w:eastAsia="Arial" w:cs="Arial"/>
-          <w:b w:val="0"/>
-          <w:color w:val="000000"/>
-          <w:sz w:val="20"/>
-          <w:u w:val="none"/>
-        </w:rPr>
-        <w:t>8. Select child items and click "OK".</w:t>
-      </w:r>
-    </w:p>
-    <w:p>
-      <w:pPr>
-        <w:spacing w:before="0" w:after="40"/>
-        <w:ind w:left="360" w:hanging="240"/>
-      </w:pPr>
-      <w:r>
-        <w:rPr>
-          <w:rFonts w:ascii="Arial" w:hAnsi="Arial" w:eastAsia="Arial" w:cs="Arial"/>
-          <w:b w:val="0"/>
-          <w:color w:val="000000"/>
-          <w:sz w:val="20"/>
-          <w:u w:val="none"/>
-        </w:rPr>
-        <w:t>9. Verify the Item Reminder page returns to the foreground again.</w:t>
-      </w:r>
-    </w:p>
-    <w:p>
-      <w:pPr>
-        <w:spacing w:before="0" w:after="80"/>
-      </w:pPr>
-      <w:r>
-        <w:rPr>
-          <w:rFonts w:ascii="Arial" w:hAnsi="Arial" w:eastAsia="Arial" w:cs="Arial"/>
-          <w:b/>
-          <w:color w:val="000000"/>
-          <w:sz w:val="20"/>
-          <w:u w:val="none"/>
-        </w:rPr>
-        <w:t>Fix Result(s):</w:t>
-      </w:r>
-    </w:p>
-    <w:p>
-      <w:pPr>
-        <w:spacing w:before="0" w:after="40"/>
-        <w:ind w:left="360" w:hanging="240"/>
-      </w:pPr>
-      <w:r>
-        <w:rPr>
-          <w:rFonts w:ascii="Arial" w:hAnsi="Arial" w:eastAsia="Arial" w:cs="Arial"/>
-          <w:b w:val="0"/>
-          <w:color w:val="000000"/>
-          <w:sz w:val="20"/>
-          <w:u w:val="none"/>
-        </w:rPr>
-        <w:t>1. After adding the first set-menu item's child items, the Item Reminder page returns to the foreground.</w:t>
-      </w:r>
-    </w:p>
-    <w:p>
-      <w:pPr>
-        <w:spacing w:before="0" w:after="40"/>
-        <w:ind w:left="360" w:hanging="240"/>
-      </w:pPr>
-      <w:r>
-        <w:rPr>
-          <w:rFonts w:ascii="Arial" w:hAnsi="Arial" w:eastAsia="Arial" w:cs="Arial"/>
-          <w:b w:val="0"/>
-          <w:color w:val="000000"/>
-          <w:sz w:val="20"/>
-          <w:u w:val="none"/>
-        </w:rPr>
-        <w:t>2. After adding the second set-menu item's child items, the Item Reminder page returns to the foreground again.</w:t>
-      </w:r>
-    </w:p>
-    <w:p>
-      <w:pPr>
-        <w:spacing w:before="0" w:after="40"/>
-        <w:ind w:left="360" w:hanging="240"/>
-      </w:pPr>
-      <w:r>
-        <w:rPr>
-          <w:rFonts w:ascii="Arial" w:hAnsi="Arial" w:eastAsia="Arial" w:cs="Arial"/>
-          <w:b w:val="0"/>
-          <w:color w:val="000000"/>
-          <w:sz w:val="20"/>
-          <w:u w:val="none"/>
-        </w:rPr>
-        <w:t>3. The user can process multiple set-menu items sequentially without any overlay blocking.</w:t>
-      </w:r>
-    </w:p>
-    <w:p>
-      <w:pPr>
-        <w:spacing w:before="160" w:after="80"/>
-      </w:pPr>
-      <w:r>
-        <w:rPr>
-          <w:rFonts w:ascii="Arial" w:hAnsi="Arial" w:eastAsia="Arial" w:cs="Arial"/>
-          <w:b/>
-          <w:color w:val="001EFF"/>
-          <w:sz w:val="24"/>
-          <w:u w:val="none"/>
-        </w:rPr>
-        <w:t>5.Regression - Non-Set-Menu Item Reminder</w:t>
-      </w:r>
-    </w:p>
-    <w:p>
-      <w:pPr>
-        <w:spacing w:before="120" w:after="60"/>
-      </w:pPr>
-      <w:r>
-        <w:rPr>
-          <w:rFonts w:ascii="Arial" w:hAnsi="Arial" w:eastAsia="Arial" w:cs="Arial"/>
-          <w:b/>
-          <w:color w:val="001EFF"/>
-          <w:sz w:val="22"/>
-          <w:u w:val="none"/>
-        </w:rPr>
-        <w:t>5.1.Item reminder page works correctly for non-set-menu items</w:t>
-      </w:r>
-    </w:p>
-    <w:p>
-      <w:pPr>
-        <w:spacing w:before="0" w:after="80"/>
-      </w:pPr>
-      <w:r>
-        <w:rPr>
-          <w:rFonts w:ascii="Arial" w:hAnsi="Arial" w:eastAsia="Arial" w:cs="Arial"/>
-          <w:b/>
-          <w:color w:val="000000"/>
-          <w:sz w:val="20"/>
-          <w:u w:val="none"/>
-        </w:rPr>
-        <w:t>Prerequisite(s):</w:t>
-      </w:r>
-    </w:p>
-    <w:p>
-      <w:pPr>
-        <w:spacing w:before="0" w:after="40"/>
-        <w:ind w:left="360" w:hanging="240"/>
-      </w:pPr>
-      <w:r>
-        <w:rPr>
-          <w:rFonts w:ascii="Arial" w:hAnsi="Arial" w:eastAsia="Arial" w:cs="Arial"/>
-          <w:b w:val="0"/>
-          <w:color w:val="000000"/>
-          <w:sz w:val="20"/>
-          <w:u w:val="none"/>
-        </w:rPr>
-        <w:t>1. The build containing the HERO-68925 fix is deployed to the POS environment.</w:t>
-      </w:r>
-    </w:p>
-    <w:p>
-      <w:pPr>
-        <w:spacing w:before="0" w:after="40"/>
-        <w:ind w:left="360" w:hanging="240"/>
-      </w:pPr>
-      <w:r>
-        <w:rPr>
-          <w:rFonts w:ascii="Arial" w:hAnsi="Arial" w:eastAsia="Arial" w:cs="Arial"/>
-          <w:b w:val="0"/>
-          <w:color w:val="000000"/>
-          <w:sz w:val="20"/>
-          <w:u w:val="none"/>
-        </w:rPr>
-        <w:t>2. An item reminder rule is configured with a non-set-menu (regular) item.</w:t>
-      </w:r>
-    </w:p>
-    <w:p>
-      <w:pPr>
-        <w:spacing w:before="0" w:after="40"/>
-        <w:ind w:left="360" w:hanging="240"/>
-      </w:pPr>
-      <w:r>
-        <w:rPr>
-          <w:rFonts w:ascii="Arial" w:hAnsi="Arial" w:eastAsia="Arial" w:cs="Arial"/>
-          <w:b w:val="0"/>
-          <w:color w:val="000000"/>
-          <w:sz w:val="20"/>
-          <w:u w:val="none"/>
-        </w:rPr>
-        <w:t>3. A table is available for ordering.</w:t>
-      </w:r>
-    </w:p>
-    <w:p>
-      <w:pPr>
-        <w:spacing w:before="0" w:after="80"/>
-      </w:pPr>
-      <w:r>
-        <w:rPr>
-          <w:rFonts w:ascii="Arial" w:hAnsi="Arial" w:eastAsia="Arial" w:cs="Arial"/>
-          <w:b/>
-          <w:color w:val="000000"/>
-          <w:sz w:val="20"/>
-          <w:u w:val="none"/>
-        </w:rPr>
-        <w:t>Step(s):</w:t>
-      </w:r>
-    </w:p>
-    <w:p>
-      <w:pPr>
-        <w:spacing w:before="0" w:after="40"/>
-        <w:ind w:left="360" w:hanging="240"/>
-      </w:pPr>
-      <w:r>
-        <w:rPr>
-          <w:rFonts w:ascii="Arial" w:hAnsi="Arial" w:eastAsia="Arial" w:cs="Arial"/>
-          <w:b w:val="0"/>
-          <w:color w:val="000000"/>
-          <w:sz w:val="20"/>
-          <w:u w:val="none"/>
-        </w:rPr>
-        <w:t>1. Open a table.</w:t>
-      </w:r>
-    </w:p>
-    <w:p>
-      <w:pPr>
-        <w:spacing w:before="0" w:after="40"/>
-        <w:ind w:left="360" w:hanging="240"/>
-      </w:pPr>
-      <w:r>
-        <w:rPr>
-          <w:rFonts w:ascii="Arial" w:hAnsi="Arial" w:eastAsia="Arial" w:cs="Arial"/>
-          <w:b w:val="0"/>
-          <w:color w:val="000000"/>
-          <w:sz w:val="20"/>
-          <w:u w:val="none"/>
-        </w:rPr>
-        <w:t>2. Click the function "Send Check" or "Print Check".</w:t>
-      </w:r>
-    </w:p>
-    <w:p>
-      <w:pPr>
-        <w:spacing w:before="0" w:after="40"/>
-        <w:ind w:left="360" w:hanging="240"/>
-      </w:pPr>
-      <w:r>
-        <w:rPr>
-          <w:rFonts w:ascii="Arial" w:hAnsi="Arial" w:eastAsia="Arial" w:cs="Arial"/>
-          <w:b w:val="0"/>
-          <w:color w:val="000000"/>
-          <w:sz w:val="20"/>
-          <w:u w:val="none"/>
-        </w:rPr>
-        <w:t>3. Observe the system displays the items reminder page with the regular item.</w:t>
-      </w:r>
-    </w:p>
-    <w:p>
-      <w:pPr>
-        <w:spacing w:before="0" w:after="40"/>
-        <w:ind w:left="360" w:hanging="240"/>
-      </w:pPr>
-      <w:r>
-        <w:rPr>
-          <w:rFonts w:ascii="Arial" w:hAnsi="Arial" w:eastAsia="Arial" w:cs="Arial"/>
-          <w:b w:val="0"/>
-          <w:color w:val="000000"/>
-          <w:sz w:val="20"/>
-          <w:u w:val="none"/>
-        </w:rPr>
-        <w:t>4. Add the regular item from the reminder page.</w:t>
-      </w:r>
-    </w:p>
-    <w:p>
-      <w:pPr>
-        <w:spacing w:before="0" w:after="40"/>
-        <w:ind w:left="360" w:hanging="240"/>
-      </w:pPr>
-      <w:r>
-        <w:rPr>
-          <w:rFonts w:ascii="Arial" w:hAnsi="Arial" w:eastAsia="Arial" w:cs="Arial"/>
-          <w:b w:val="0"/>
-          <w:color w:val="000000"/>
-          <w:sz w:val="20"/>
-          <w:u w:val="none"/>
-        </w:rPr>
-        <w:t>5. Verify the Item Reminder page continues to function without issues.</w:t>
-      </w:r>
-    </w:p>
-    <w:p>
-      <w:pPr>
-        <w:spacing w:before="0" w:after="80"/>
-      </w:pPr>
-      <w:r>
-        <w:rPr>
-          <w:rFonts w:ascii="Arial" w:hAnsi="Arial" w:eastAsia="Arial" w:cs="Arial"/>
-          <w:b/>
-          <w:color w:val="000000"/>
-          <w:sz w:val="20"/>
-          <w:u w:val="none"/>
-        </w:rPr>
-        <w:t>Fix Result(s):</w:t>
-      </w:r>
-    </w:p>
-    <w:p>
-      <w:pPr>
-        <w:spacing w:before="0" w:after="40"/>
-        <w:ind w:left="360" w:hanging="240"/>
-      </w:pPr>
-      <w:r>
-        <w:rPr>
-          <w:rFonts w:ascii="Arial" w:hAnsi="Arial" w:eastAsia="Arial" w:cs="Arial"/>
-          <w:b w:val="0"/>
-          <w:color w:val="000000"/>
-          <w:sz w:val="20"/>
-          <w:u w:val="none"/>
-        </w:rPr>
-        <w:t>1. The Item Reminder page works correctly for non-set-menu items.</w:t>
-      </w:r>
-    </w:p>
-    <w:p>
-      <w:pPr>
-        <w:spacing w:before="0" w:after="40"/>
-        <w:ind w:left="360" w:hanging="240"/>
-      </w:pPr>
-      <w:r>
-        <w:rPr>
-          <w:rFonts w:ascii="Arial" w:hAnsi="Arial" w:eastAsia="Arial" w:cs="Arial"/>
-          <w:b w:val="0"/>
-          <w:color w:val="000000"/>
-          <w:sz w:val="20"/>
-          <w:u w:val="none"/>
-        </w:rPr>
-        <w:t>2. Adding a regular item from the reminder page does not cause any overlay blocking.</w:t>
-      </w:r>
-    </w:p>
-    <w:p>
-      <w:pPr>
-        <w:spacing w:before="0" w:after="40"/>
-        <w:ind w:left="360" w:hanging="240"/>
-      </w:pPr>
-      <w:r>
-        <w:rPr>
-          <w:rFonts w:ascii="Arial" w:hAnsi="Arial" w:eastAsia="Arial" w:cs="Arial"/>
-          <w:b w:val="0"/>
-          <w:color w:val="000000"/>
-          <w:sz w:val="20"/>
-          <w:u w:val="none"/>
-        </w:rPr>
-        <w:t>3. No regression is introduced for non-set-menu item reminder flows.</w:t>
-      </w:r>
-    </w:p>
-    <w:p>
-      <w:pPr>
-        <w:spacing w:before="120" w:after="60"/>
-      </w:pPr>
-      <w:r>
-        <w:rPr>
-          <w:rFonts w:ascii="Arial" w:hAnsi="Arial" w:eastAsia="Arial" w:cs="Arial"/>
-          <w:b/>
-          <w:color w:val="001EFF"/>
-          <w:sz w:val="22"/>
-          <w:u w:val="none"/>
-        </w:rPr>
-        <w:t>5.2.Item reminder page close and continue flow works after adding set-menu item</w:t>
-      </w:r>
-    </w:p>
-    <w:p>
-      <w:pPr>
-        <w:spacing w:before="0" w:after="80"/>
-      </w:pPr>
-      <w:r>
-        <w:rPr>
-          <w:rFonts w:ascii="Arial" w:hAnsi="Arial" w:eastAsia="Arial" w:cs="Arial"/>
-          <w:b/>
-          <w:color w:val="000000"/>
-          <w:sz w:val="20"/>
-          <w:u w:val="none"/>
-        </w:rPr>
-        <w:t>Prerequisite(s):</w:t>
-      </w:r>
-    </w:p>
-    <w:p>
-      <w:pPr>
-        <w:spacing w:before="0" w:after="40"/>
-        <w:ind w:left="360" w:hanging="240"/>
-      </w:pPr>
-      <w:r>
-        <w:rPr>
-          <w:rFonts w:ascii="Arial" w:hAnsi="Arial" w:eastAsia="Arial" w:cs="Arial"/>
-          <w:b w:val="0"/>
-          <w:color w:val="000000"/>
-          <w:sz w:val="20"/>
-          <w:u w:val="none"/>
-        </w:rPr>
-        <w:t>1. The build containing the HERO-68925 fix is deployed to the POS environment.</w:t>
-      </w:r>
-    </w:p>
-    <w:p>
-      <w:pPr>
-        <w:spacing w:before="0" w:after="40"/>
-        <w:ind w:left="360" w:hanging="240"/>
-      </w:pPr>
-      <w:r>
-        <w:rPr>
-          <w:rFonts w:ascii="Arial" w:hAnsi="Arial" w:eastAsia="Arial" w:cs="Arial"/>
-          <w:b w:val="0"/>
-          <w:color w:val="000000"/>
-          <w:sz w:val="20"/>
-          <w:u w:val="none"/>
-        </w:rPr>
-        <w:t>2. An item reminder rule is configured with a set-menu item.</w:t>
-      </w:r>
-    </w:p>
-    <w:p>
-      <w:pPr>
-        <w:spacing w:before="0" w:after="40"/>
-        <w:ind w:left="360" w:hanging="240"/>
-      </w:pPr>
-      <w:r>
-        <w:rPr>
-          <w:rFonts w:ascii="Arial" w:hAnsi="Arial" w:eastAsia="Arial" w:cs="Arial"/>
-          <w:b w:val="0"/>
-          <w:color w:val="000000"/>
-          <w:sz w:val="20"/>
-          <w:u w:val="none"/>
-        </w:rPr>
-        <w:t>3. A table is available for ordering and a set-menu item has been added via the reminder page.</w:t>
-      </w:r>
-    </w:p>
-    <w:p>
-      <w:pPr>
-        <w:spacing w:before="0" w:after="80"/>
-      </w:pPr>
-      <w:r>
-        <w:rPr>
-          <w:rFonts w:ascii="Arial" w:hAnsi="Arial" w:eastAsia="Arial" w:cs="Arial"/>
-          <w:b/>
-          <w:color w:val="000000"/>
-          <w:sz w:val="20"/>
-          <w:u w:val="none"/>
-        </w:rPr>
-        <w:t>Step(s):</w:t>
-      </w:r>
-    </w:p>
-    <w:p>
-      <w:pPr>
-        <w:spacing w:before="0" w:after="40"/>
-        <w:ind w:left="360" w:hanging="240"/>
-      </w:pPr>
-      <w:r>
-        <w:rPr>
-          <w:rFonts w:ascii="Arial" w:hAnsi="Arial" w:eastAsia="Arial" w:cs="Arial"/>
-          <w:b w:val="0"/>
-          <w:color w:val="000000"/>
-          <w:sz w:val="20"/>
-          <w:u w:val="none"/>
-        </w:rPr>
-        <w:t>1. Open a table and trigger the Item Reminder page (Send Check or Print Check).</w:t>
-      </w:r>
-    </w:p>
-    <w:p>
-      <w:pPr>
-        <w:spacing w:before="0" w:after="40"/>
-        <w:ind w:left="360" w:hanging="240"/>
-      </w:pPr>
-      <w:r>
-        <w:rPr>
-          <w:rFonts w:ascii="Arial" w:hAnsi="Arial" w:eastAsia="Arial" w:cs="Arial"/>
-          <w:b w:val="0"/>
-          <w:color w:val="000000"/>
-          <w:sz w:val="20"/>
-          <w:u w:val="none"/>
-        </w:rPr>
-        <w:t>2. Add the set-menu item and select child items, then click "OK".</w:t>
+        <w:t>2. Open the child item selection page through the set menu item cart icon, select child items and click "OK".</w:t>
       </w:r>
     </w:p>
     <w:p>
@@ -2170,7 +516,22 @@
           <w:sz w:val="20"/>
           <w:u w:val="none"/>
         </w:rPr>
-        <w:t>4. Close the Item Reminder page (e.g., click "Close" or proceed).</w:t>
+        <w:t>4. Repeat the same flow using "Print And Paid" where the Show Reminder setting applies.</w:t>
+      </w:r>
+    </w:p>
+    <w:p>
+      <w:pPr>
+        <w:spacing w:before="0" w:after="80"/>
+      </w:pPr>
+      <w:r>
+        <w:rPr>
+          <w:rFonts w:ascii="Arial" w:hAnsi="Arial" w:eastAsia="Arial" w:cs="Arial"/>
+          <w:b/>
+          <w:color w:val="000000"/>
+          <w:sz w:val="20"/>
+          <w:u w:val="none"/>
+        </w:rPr>
+        <w:t>Reproduction Result(s):</w:t>
       </w:r>
     </w:p>
     <w:p>
@@ -2186,7 +547,7 @@
           <w:sz w:val="20"/>
           <w:u w:val="none"/>
         </w:rPr>
-        <w:t>5. Verify the check flow continues normally (e.g., the check is sent or printed).</w:t>
+        <w:t>1. Before the fix, the blocking overlay appeared after set menu child item selection regardless of whether Send Check, Print Check or Print And Paid was used.</w:t>
       </w:r>
     </w:p>
     <w:p>
@@ -2217,7 +578,7 @@
           <w:sz w:val="20"/>
           <w:u w:val="none"/>
         </w:rPr>
-        <w:t>1. After adding the set-menu item, the Item Reminder page returns to the foreground and can be closed normally.</w:t>
+        <w:t>1. After the fix, the Item Reminder page returns to the foreground correctly for Send Check, Print Check and Print And Paid.</w:t>
       </w:r>
     </w:p>
     <w:p>
@@ -2233,7 +594,52 @@
           <w:sz w:val="20"/>
           <w:u w:val="none"/>
         </w:rPr>
-        <w:t>2. The check flow (Send Check, Print Check, or Print And Paid) continues without errors after the reminder is resolved.</w:t>
+        <w:t>2. Each action can continue normally after the set menu child items are added.</w:t>
+      </w:r>
+    </w:p>
+    <w:p>
+      <w:pPr>
+        <w:spacing w:before="160" w:after="80"/>
+      </w:pPr>
+      <w:r>
+        <w:rPr>
+          <w:rFonts w:ascii="Arial" w:hAnsi="Arial" w:eastAsia="Arial" w:cs="Arial"/>
+          <w:b/>
+          <w:color w:val="001EFF"/>
+          <w:sz w:val="24"/>
+          <w:u w:val="none"/>
+        </w:rPr>
+        <w:t>2. Item Reminder Rule Types</w:t>
+      </w:r>
+    </w:p>
+    <w:p>
+      <w:pPr>
+        <w:spacing w:before="120" w:after="60"/>
+      </w:pPr>
+      <w:r>
+        <w:rPr>
+          <w:rFonts w:ascii="Arial" w:hAnsi="Arial" w:eastAsia="Arial" w:cs="Arial"/>
+          <w:b/>
+          <w:color w:val="001EFF"/>
+          <w:sz w:val="22"/>
+          <w:u w:val="none"/>
+        </w:rPr>
+        <w:t>2.1 Verify the Flow with a "Force to Order" Reminder Rule</w:t>
+      </w:r>
+    </w:p>
+    <w:p>
+      <w:pPr>
+        <w:spacing w:before="0" w:after="80"/>
+      </w:pPr>
+      <w:r>
+        <w:rPr>
+          <w:rFonts w:ascii="Arial" w:hAnsi="Arial" w:eastAsia="Arial" w:cs="Arial"/>
+          <w:b/>
+          <w:color w:val="000000"/>
+          <w:sz w:val="20"/>
+          <w:u w:val="none"/>
+        </w:rPr>
+        <w:t>Prerequisite(s):</w:t>
       </w:r>
     </w:p>
     <w:p>
@@ -2249,7 +655,1160 @@
           <w:sz w:val="20"/>
           <w:u w:val="none"/>
         </w:rPr>
-        <w:t>3. No overlay or blocking remains after the Item Reminder page is closed.</w:t>
+        <w:t>1. An item reminder rule with Available Options set to a set menu item and Suggestion set to "Force to Order" is configured for the target location.</w:t>
+      </w:r>
+    </w:p>
+    <w:p>
+      <w:pPr>
+        <w:spacing w:before="0" w:after="40"/>
+        <w:ind w:left="360" w:hanging="240"/>
+      </w:pPr>
+      <w:r>
+        <w:rPr>
+          <w:rFonts w:ascii="Arial" w:hAnsi="Arial" w:eastAsia="Arial" w:cs="Arial"/>
+          <w:b w:val="0"/>
+          <w:color w:val="000000"/>
+          <w:sz w:val="20"/>
+          <w:u w:val="none"/>
+        </w:rPr>
+        <w:t>2. A table is opened with items that trigger the rule.</w:t>
+      </w:r>
+    </w:p>
+    <w:p>
+      <w:pPr>
+        <w:spacing w:before="0" w:after="80"/>
+      </w:pPr>
+      <w:r>
+        <w:rPr>
+          <w:rFonts w:ascii="Arial" w:hAnsi="Arial" w:eastAsia="Arial" w:cs="Arial"/>
+          <w:b/>
+          <w:color w:val="000000"/>
+          <w:sz w:val="20"/>
+          <w:u w:val="none"/>
+        </w:rPr>
+        <w:t>Step(s):</w:t>
+      </w:r>
+    </w:p>
+    <w:p>
+      <w:pPr>
+        <w:spacing w:before="0" w:after="40"/>
+        <w:ind w:left="360" w:hanging="240"/>
+      </w:pPr>
+      <w:r>
+        <w:rPr>
+          <w:rFonts w:ascii="Arial" w:hAnsi="Arial" w:eastAsia="Arial" w:cs="Arial"/>
+          <w:b w:val="0"/>
+          <w:color w:val="000000"/>
+          <w:sz w:val="20"/>
+          <w:u w:val="none"/>
+        </w:rPr>
+        <w:t>1. Click "Send Check" to trigger the item reminder page.</w:t>
+      </w:r>
+    </w:p>
+    <w:p>
+      <w:pPr>
+        <w:spacing w:before="0" w:after="40"/>
+        <w:ind w:left="360" w:hanging="240"/>
+      </w:pPr>
+      <w:r>
+        <w:rPr>
+          <w:rFonts w:ascii="Arial" w:hAnsi="Arial" w:eastAsia="Arial" w:cs="Arial"/>
+          <w:b w:val="0"/>
+          <w:color w:val="000000"/>
+          <w:sz w:val="20"/>
+          <w:u w:val="none"/>
+        </w:rPr>
+        <w:t>2. Add the set menu item through its cart icon, select child items and click "OK".</w:t>
+      </w:r>
+    </w:p>
+    <w:p>
+      <w:pPr>
+        <w:spacing w:before="0" w:after="40"/>
+        <w:ind w:left="360" w:hanging="240"/>
+      </w:pPr>
+      <w:r>
+        <w:rPr>
+          <w:rFonts w:ascii="Arial" w:hAnsi="Arial" w:eastAsia="Arial" w:cs="Arial"/>
+          <w:b w:val="0"/>
+          <w:color w:val="000000"/>
+          <w:sz w:val="20"/>
+          <w:u w:val="none"/>
+        </w:rPr>
+        <w:t>3. Observe the Item Reminder page and complete the forced reminder requirement.</w:t>
+      </w:r>
+    </w:p>
+    <w:p>
+      <w:pPr>
+        <w:spacing w:before="0" w:after="80"/>
+      </w:pPr>
+      <w:r>
+        <w:rPr>
+          <w:rFonts w:ascii="Arial" w:hAnsi="Arial" w:eastAsia="Arial" w:cs="Arial"/>
+          <w:b/>
+          <w:color w:val="000000"/>
+          <w:sz w:val="20"/>
+          <w:u w:val="none"/>
+        </w:rPr>
+        <w:t>Reproduction Result(s):</w:t>
+      </w:r>
+    </w:p>
+    <w:p>
+      <w:pPr>
+        <w:spacing w:before="0" w:after="40"/>
+        <w:ind w:left="360" w:hanging="240"/>
+      </w:pPr>
+      <w:r>
+        <w:rPr>
+          <w:rFonts w:ascii="Arial" w:hAnsi="Arial" w:eastAsia="Arial" w:cs="Arial"/>
+          <w:b w:val="0"/>
+          <w:color w:val="000000"/>
+          <w:sz w:val="20"/>
+          <w:u w:val="none"/>
+        </w:rPr>
+        <w:t>1. Before the fix, the Item Reminder page was blocked by the overlay after child item selection, so the forced reminder could not be satisfied and the check could not proceed.</w:t>
+      </w:r>
+    </w:p>
+    <w:p>
+      <w:pPr>
+        <w:spacing w:before="0" w:after="80"/>
+      </w:pPr>
+      <w:r>
+        <w:rPr>
+          <w:rFonts w:ascii="Arial" w:hAnsi="Arial" w:eastAsia="Arial" w:cs="Arial"/>
+          <w:b/>
+          <w:color w:val="000000"/>
+          <w:sz w:val="20"/>
+          <w:u w:val="none"/>
+        </w:rPr>
+        <w:t>Fix Result(s):</w:t>
+      </w:r>
+    </w:p>
+    <w:p>
+      <w:pPr>
+        <w:spacing w:before="0" w:after="40"/>
+        <w:ind w:left="360" w:hanging="240"/>
+      </w:pPr>
+      <w:r>
+        <w:rPr>
+          <w:rFonts w:ascii="Arial" w:hAnsi="Arial" w:eastAsia="Arial" w:cs="Arial"/>
+          <w:b w:val="0"/>
+          <w:color w:val="000000"/>
+          <w:sz w:val="20"/>
+          <w:u w:val="none"/>
+        </w:rPr>
+        <w:t>1. After the fix, the Item Reminder page is displayed again and the forced set menu reminder can be satisfied.</w:t>
+      </w:r>
+    </w:p>
+    <w:p>
+      <w:pPr>
+        <w:spacing w:before="0" w:after="40"/>
+        <w:ind w:left="360" w:hanging="240"/>
+      </w:pPr>
+      <w:r>
+        <w:rPr>
+          <w:rFonts w:ascii="Arial" w:hAnsi="Arial" w:eastAsia="Arial" w:cs="Arial"/>
+          <w:b w:val="0"/>
+          <w:color w:val="000000"/>
+          <w:sz w:val="20"/>
+          <w:u w:val="none"/>
+        </w:rPr>
+        <w:t>2. The check action proceeds only after the forced reminder rule is met, as designed.</w:t>
+      </w:r>
+    </w:p>
+    <w:p>
+      <w:pPr>
+        <w:spacing w:before="120" w:after="60"/>
+      </w:pPr>
+      <w:r>
+        <w:rPr>
+          <w:rFonts w:ascii="Arial" w:hAnsi="Arial" w:eastAsia="Arial" w:cs="Arial"/>
+          <w:b/>
+          <w:color w:val="001EFF"/>
+          <w:sz w:val="22"/>
+          <w:u w:val="none"/>
+        </w:rPr>
+        <w:t>2.2 Verify the Flow with a "Suggest to Order" Reminder Rule</w:t>
+      </w:r>
+    </w:p>
+    <w:p>
+      <w:pPr>
+        <w:spacing w:before="0" w:after="80"/>
+      </w:pPr>
+      <w:r>
+        <w:rPr>
+          <w:rFonts w:ascii="Arial" w:hAnsi="Arial" w:eastAsia="Arial" w:cs="Arial"/>
+          <w:b/>
+          <w:color w:val="000000"/>
+          <w:sz w:val="20"/>
+          <w:u w:val="none"/>
+        </w:rPr>
+        <w:t>Prerequisite(s):</w:t>
+      </w:r>
+    </w:p>
+    <w:p>
+      <w:pPr>
+        <w:spacing w:before="0" w:after="40"/>
+        <w:ind w:left="360" w:hanging="240"/>
+      </w:pPr>
+      <w:r>
+        <w:rPr>
+          <w:rFonts w:ascii="Arial" w:hAnsi="Arial" w:eastAsia="Arial" w:cs="Arial"/>
+          <w:b w:val="0"/>
+          <w:color w:val="000000"/>
+          <w:sz w:val="20"/>
+          <w:u w:val="none"/>
+        </w:rPr>
+        <w:t>1. An item reminder rule with Available Options set to a set menu item and Suggestion set to "Suggest to Order" is configured for the target location.</w:t>
+      </w:r>
+    </w:p>
+    <w:p>
+      <w:pPr>
+        <w:spacing w:before="0" w:after="40"/>
+        <w:ind w:left="360" w:hanging="240"/>
+      </w:pPr>
+      <w:r>
+        <w:rPr>
+          <w:rFonts w:ascii="Arial" w:hAnsi="Arial" w:eastAsia="Arial" w:cs="Arial"/>
+          <w:b w:val="0"/>
+          <w:color w:val="000000"/>
+          <w:sz w:val="20"/>
+          <w:u w:val="none"/>
+        </w:rPr>
+        <w:t>2. A table is opened with items that trigger the rule.</w:t>
+      </w:r>
+    </w:p>
+    <w:p>
+      <w:pPr>
+        <w:spacing w:before="0" w:after="80"/>
+      </w:pPr>
+      <w:r>
+        <w:rPr>
+          <w:rFonts w:ascii="Arial" w:hAnsi="Arial" w:eastAsia="Arial" w:cs="Arial"/>
+          <w:b/>
+          <w:color w:val="000000"/>
+          <w:sz w:val="20"/>
+          <w:u w:val="none"/>
+        </w:rPr>
+        <w:t>Step(s):</w:t>
+      </w:r>
+    </w:p>
+    <w:p>
+      <w:pPr>
+        <w:spacing w:before="0" w:after="40"/>
+        <w:ind w:left="360" w:hanging="240"/>
+      </w:pPr>
+      <w:r>
+        <w:rPr>
+          <w:rFonts w:ascii="Arial" w:hAnsi="Arial" w:eastAsia="Arial" w:cs="Arial"/>
+          <w:b w:val="0"/>
+          <w:color w:val="000000"/>
+          <w:sz w:val="20"/>
+          <w:u w:val="none"/>
+        </w:rPr>
+        <w:t>1. Click "Send Check" to trigger the item reminder page.</w:t>
+      </w:r>
+    </w:p>
+    <w:p>
+      <w:pPr>
+        <w:spacing w:before="0" w:after="40"/>
+        <w:ind w:left="360" w:hanging="240"/>
+      </w:pPr>
+      <w:r>
+        <w:rPr>
+          <w:rFonts w:ascii="Arial" w:hAnsi="Arial" w:eastAsia="Arial" w:cs="Arial"/>
+          <w:b w:val="0"/>
+          <w:color w:val="000000"/>
+          <w:sz w:val="20"/>
+          <w:u w:val="none"/>
+        </w:rPr>
+        <w:t>2. Add the set menu item, select child items and click "OK".</w:t>
+      </w:r>
+    </w:p>
+    <w:p>
+      <w:pPr>
+        <w:spacing w:before="0" w:after="40"/>
+        <w:ind w:left="360" w:hanging="240"/>
+      </w:pPr>
+      <w:r>
+        <w:rPr>
+          <w:rFonts w:ascii="Arial" w:hAnsi="Arial" w:eastAsia="Arial" w:cs="Arial"/>
+          <w:b w:val="0"/>
+          <w:color w:val="000000"/>
+          <w:sz w:val="20"/>
+          <w:u w:val="none"/>
+        </w:rPr>
+        <w:t>3. Verify the Item Reminder page returns and choose to skip the suggestion.</w:t>
+      </w:r>
+    </w:p>
+    <w:p>
+      <w:pPr>
+        <w:spacing w:before="0" w:after="80"/>
+      </w:pPr>
+      <w:r>
+        <w:rPr>
+          <w:rFonts w:ascii="Arial" w:hAnsi="Arial" w:eastAsia="Arial" w:cs="Arial"/>
+          <w:b/>
+          <w:color w:val="000000"/>
+          <w:sz w:val="20"/>
+          <w:u w:val="none"/>
+        </w:rPr>
+        <w:t>Reproduction Result(s):</w:t>
+      </w:r>
+    </w:p>
+    <w:p>
+      <w:pPr>
+        <w:spacing w:before="0" w:after="40"/>
+        <w:ind w:left="360" w:hanging="240"/>
+      </w:pPr>
+      <w:r>
+        <w:rPr>
+          <w:rFonts w:ascii="Arial" w:hAnsi="Arial" w:eastAsia="Arial" w:cs="Arial"/>
+          <w:b w:val="0"/>
+          <w:color w:val="000000"/>
+          <w:sz w:val="20"/>
+          <w:u w:val="none"/>
+        </w:rPr>
+        <w:t>1. Before the fix, the overlay blocked the Item Reminder page, so the user could neither confirm nor skip the suggestion.</w:t>
+      </w:r>
+    </w:p>
+    <w:p>
+      <w:pPr>
+        <w:spacing w:before="0" w:after="80"/>
+      </w:pPr>
+      <w:r>
+        <w:rPr>
+          <w:rFonts w:ascii="Arial" w:hAnsi="Arial" w:eastAsia="Arial" w:cs="Arial"/>
+          <w:b/>
+          <w:color w:val="000000"/>
+          <w:sz w:val="20"/>
+          <w:u w:val="none"/>
+        </w:rPr>
+        <w:t>Fix Result(s):</w:t>
+      </w:r>
+    </w:p>
+    <w:p>
+      <w:pPr>
+        <w:spacing w:before="0" w:after="40"/>
+        <w:ind w:left="360" w:hanging="240"/>
+      </w:pPr>
+      <w:r>
+        <w:rPr>
+          <w:rFonts w:ascii="Arial" w:hAnsi="Arial" w:eastAsia="Arial" w:cs="Arial"/>
+          <w:b w:val="0"/>
+          <w:color w:val="000000"/>
+          <w:sz w:val="20"/>
+          <w:u w:val="none"/>
+        </w:rPr>
+        <w:t>1. After the fix, the Item Reminder page is displayed again and the suggestion can be skipped normally.</w:t>
+      </w:r>
+    </w:p>
+    <w:p>
+      <w:pPr>
+        <w:spacing w:before="0" w:after="40"/>
+        <w:ind w:left="360" w:hanging="240"/>
+      </w:pPr>
+      <w:r>
+        <w:rPr>
+          <w:rFonts w:ascii="Arial" w:hAnsi="Arial" w:eastAsia="Arial" w:cs="Arial"/>
+          <w:b w:val="0"/>
+          <w:color w:val="000000"/>
+          <w:sz w:val="20"/>
+          <w:u w:val="none"/>
+        </w:rPr>
+        <w:t>2. The check action continues according to the "Suggest to Order" behavior.</w:t>
+      </w:r>
+    </w:p>
+    <w:p>
+      <w:pPr>
+        <w:spacing w:before="160" w:after="80"/>
+      </w:pPr>
+      <w:r>
+        <w:rPr>
+          <w:rFonts w:ascii="Arial" w:hAnsi="Arial" w:eastAsia="Arial" w:cs="Arial"/>
+          <w:b/>
+          <w:color w:val="001EFF"/>
+          <w:sz w:val="24"/>
+          <w:u w:val="none"/>
+        </w:rPr>
+        <w:t>3. Continued Operations on the Recovered Reminder Page</w:t>
+      </w:r>
+    </w:p>
+    <w:p>
+      <w:pPr>
+        <w:spacing w:before="120" w:after="60"/>
+      </w:pPr>
+      <w:r>
+        <w:rPr>
+          <w:rFonts w:ascii="Arial" w:hAnsi="Arial" w:eastAsia="Arial" w:cs="Arial"/>
+          <w:b/>
+          <w:color w:val="001EFF"/>
+          <w:sz w:val="22"/>
+          <w:u w:val="none"/>
+        </w:rPr>
+        <w:t>3.1 Verify Further Item Reminder Operations Work After the Set Menu Is Added</w:t>
+      </w:r>
+    </w:p>
+    <w:p>
+      <w:pPr>
+        <w:spacing w:before="0" w:after="80"/>
+      </w:pPr>
+      <w:r>
+        <w:rPr>
+          <w:rFonts w:ascii="Arial" w:hAnsi="Arial" w:eastAsia="Arial" w:cs="Arial"/>
+          <w:b/>
+          <w:color w:val="000000"/>
+          <w:sz w:val="20"/>
+          <w:u w:val="none"/>
+        </w:rPr>
+        <w:t>Prerequisite(s):</w:t>
+      </w:r>
+    </w:p>
+    <w:p>
+      <w:pPr>
+        <w:spacing w:before="0" w:after="40"/>
+        <w:ind w:left="360" w:hanging="240"/>
+      </w:pPr>
+      <w:r>
+        <w:rPr>
+          <w:rFonts w:ascii="Arial" w:hAnsi="Arial" w:eastAsia="Arial" w:cs="Arial"/>
+          <w:b w:val="0"/>
+          <w:color w:val="000000"/>
+          <w:sz w:val="20"/>
+          <w:u w:val="none"/>
+        </w:rPr>
+        <w:t>1. An item reminder rule with a set menu item in Available Options is configured.</w:t>
+      </w:r>
+    </w:p>
+    <w:p>
+      <w:pPr>
+        <w:spacing w:before="0" w:after="40"/>
+        <w:ind w:left="360" w:hanging="240"/>
+      </w:pPr>
+      <w:r>
+        <w:rPr>
+          <w:rFonts w:ascii="Arial" w:hAnsi="Arial" w:eastAsia="Arial" w:cs="Arial"/>
+          <w:b w:val="0"/>
+          <w:color w:val="000000"/>
+          <w:sz w:val="20"/>
+          <w:u w:val="none"/>
+        </w:rPr>
+        <w:t>2. More than one unsatisfied reminder rule exists for the opened table.</w:t>
+      </w:r>
+    </w:p>
+    <w:p>
+      <w:pPr>
+        <w:spacing w:before="0" w:after="80"/>
+      </w:pPr>
+      <w:r>
+        <w:rPr>
+          <w:rFonts w:ascii="Arial" w:hAnsi="Arial" w:eastAsia="Arial" w:cs="Arial"/>
+          <w:b/>
+          <w:color w:val="000000"/>
+          <w:sz w:val="20"/>
+          <w:u w:val="none"/>
+        </w:rPr>
+        <w:t>Step(s):</w:t>
+      </w:r>
+    </w:p>
+    <w:p>
+      <w:pPr>
+        <w:spacing w:before="0" w:after="40"/>
+        <w:ind w:left="360" w:hanging="240"/>
+      </w:pPr>
+      <w:r>
+        <w:rPr>
+          <w:rFonts w:ascii="Arial" w:hAnsi="Arial" w:eastAsia="Arial" w:cs="Arial"/>
+          <w:b w:val="0"/>
+          <w:color w:val="000000"/>
+          <w:sz w:val="20"/>
+          <w:u w:val="none"/>
+        </w:rPr>
+        <w:t>1. Trigger the item reminder page and add the set menu item with child items.</w:t>
+      </w:r>
+    </w:p>
+    <w:p>
+      <w:pPr>
+        <w:spacing w:before="0" w:after="40"/>
+        <w:ind w:left="360" w:hanging="240"/>
+      </w:pPr>
+      <w:r>
+        <w:rPr>
+          <w:rFonts w:ascii="Arial" w:hAnsi="Arial" w:eastAsia="Arial" w:cs="Arial"/>
+          <w:b w:val="0"/>
+          <w:color w:val="000000"/>
+          <w:sz w:val="20"/>
+          <w:u w:val="none"/>
+        </w:rPr>
+        <w:t>2. After the Item Reminder page returns, add or handle the remaining suggested items.</w:t>
+      </w:r>
+    </w:p>
+    <w:p>
+      <w:pPr>
+        <w:spacing w:before="0" w:after="40"/>
+        <w:ind w:left="360" w:hanging="240"/>
+      </w:pPr>
+      <w:r>
+        <w:rPr>
+          <w:rFonts w:ascii="Arial" w:hAnsi="Arial" w:eastAsia="Arial" w:cs="Arial"/>
+          <w:b w:val="0"/>
+          <w:color w:val="000000"/>
+          <w:sz w:val="20"/>
+          <w:u w:val="none"/>
+        </w:rPr>
+        <w:t>3. Confirm the reminder page and complete the Send Check action.</w:t>
+      </w:r>
+    </w:p>
+    <w:p>
+      <w:pPr>
+        <w:spacing w:before="0" w:after="80"/>
+      </w:pPr>
+      <w:r>
+        <w:rPr>
+          <w:rFonts w:ascii="Arial" w:hAnsi="Arial" w:eastAsia="Arial" w:cs="Arial"/>
+          <w:b/>
+          <w:color w:val="000000"/>
+          <w:sz w:val="20"/>
+          <w:u w:val="none"/>
+        </w:rPr>
+        <w:t>Reproduction Result(s):</w:t>
+      </w:r>
+    </w:p>
+    <w:p>
+      <w:pPr>
+        <w:spacing w:before="0" w:after="40"/>
+        <w:ind w:left="360" w:hanging="240"/>
+      </w:pPr>
+      <w:r>
+        <w:rPr>
+          <w:rFonts w:ascii="Arial" w:hAnsi="Arial" w:eastAsia="Arial" w:cs="Arial"/>
+          <w:b w:val="0"/>
+          <w:color w:val="000000"/>
+          <w:sz w:val="20"/>
+          <w:u w:val="none"/>
+        </w:rPr>
+        <w:t>1. Before the fix, the remaining reminder rules could not be handled because the overlay blocked the page.</w:t>
+      </w:r>
+    </w:p>
+    <w:p>
+      <w:pPr>
+        <w:spacing w:before="0" w:after="80"/>
+      </w:pPr>
+      <w:r>
+        <w:rPr>
+          <w:rFonts w:ascii="Arial" w:hAnsi="Arial" w:eastAsia="Arial" w:cs="Arial"/>
+          <w:b/>
+          <w:color w:val="000000"/>
+          <w:sz w:val="20"/>
+          <w:u w:val="none"/>
+        </w:rPr>
+        <w:t>Fix Result(s):</w:t>
+      </w:r>
+    </w:p>
+    <w:p>
+      <w:pPr>
+        <w:spacing w:before="0" w:after="40"/>
+        <w:ind w:left="360" w:hanging="240"/>
+      </w:pPr>
+      <w:r>
+        <w:rPr>
+          <w:rFonts w:ascii="Arial" w:hAnsi="Arial" w:eastAsia="Arial" w:cs="Arial"/>
+          <w:b w:val="0"/>
+          <w:color w:val="000000"/>
+          <w:sz w:val="20"/>
+          <w:u w:val="none"/>
+        </w:rPr>
+        <w:t>1. After the fix, all remaining reminder rules can be handled on the recovered Item Reminder page.</w:t>
+      </w:r>
+    </w:p>
+    <w:p>
+      <w:pPr>
+        <w:spacing w:before="0" w:after="40"/>
+        <w:ind w:left="360" w:hanging="240"/>
+      </w:pPr>
+      <w:r>
+        <w:rPr>
+          <w:rFonts w:ascii="Arial" w:hAnsi="Arial" w:eastAsia="Arial" w:cs="Arial"/>
+          <w:b w:val="0"/>
+          <w:color w:val="000000"/>
+          <w:sz w:val="20"/>
+          <w:u w:val="none"/>
+        </w:rPr>
+        <w:t>2. The check is sent successfully after the reminder operations are completed.</w:t>
+      </w:r>
+    </w:p>
+    <w:p>
+      <w:pPr>
+        <w:spacing w:before="160" w:after="80"/>
+      </w:pPr>
+      <w:r>
+        <w:rPr>
+          <w:rFonts w:ascii="Arial" w:hAnsi="Arial" w:eastAsia="Arial" w:cs="Arial"/>
+          <w:b/>
+          <w:color w:val="001EFF"/>
+          <w:sz w:val="24"/>
+          <w:u w:val="none"/>
+        </w:rPr>
+        <w:t>4. Regular Item Reminder Regression</w:t>
+      </w:r>
+    </w:p>
+    <w:p>
+      <w:pPr>
+        <w:spacing w:before="120" w:after="60"/>
+      </w:pPr>
+      <w:r>
+        <w:rPr>
+          <w:rFonts w:ascii="Arial" w:hAnsi="Arial" w:eastAsia="Arial" w:cs="Arial"/>
+          <w:b/>
+          <w:color w:val="001EFF"/>
+          <w:sz w:val="22"/>
+          <w:u w:val="none"/>
+        </w:rPr>
+        <w:t>4.1 Verify Item Reminder Page Still Works When Available Options Contain Regular (Non-Set-Menu) Items</w:t>
+      </w:r>
+    </w:p>
+    <w:p>
+      <w:pPr>
+        <w:spacing w:before="0" w:after="80"/>
+      </w:pPr>
+      <w:r>
+        <w:rPr>
+          <w:rFonts w:ascii="Arial" w:hAnsi="Arial" w:eastAsia="Arial" w:cs="Arial"/>
+          <w:b/>
+          <w:color w:val="000000"/>
+          <w:sz w:val="20"/>
+          <w:u w:val="none"/>
+        </w:rPr>
+        <w:t>Prerequisite(s):</w:t>
+      </w:r>
+    </w:p>
+    <w:p>
+      <w:pPr>
+        <w:spacing w:before="0" w:after="40"/>
+        <w:ind w:left="360" w:hanging="240"/>
+      </w:pPr>
+      <w:r>
+        <w:rPr>
+          <w:rFonts w:ascii="Arial" w:hAnsi="Arial" w:eastAsia="Arial" w:cs="Arial"/>
+          <w:b w:val="0"/>
+          <w:color w:val="000000"/>
+          <w:sz w:val="20"/>
+          <w:u w:val="none"/>
+        </w:rPr>
+        <w:t>1. An item reminder rule whose Available Options contain a regular (non-set-menu) item is configured for the target location.</w:t>
+      </w:r>
+    </w:p>
+    <w:p>
+      <w:pPr>
+        <w:spacing w:before="0" w:after="40"/>
+        <w:ind w:left="360" w:hanging="240"/>
+      </w:pPr>
+      <w:r>
+        <w:rPr>
+          <w:rFonts w:ascii="Arial" w:hAnsi="Arial" w:eastAsia="Arial" w:cs="Arial"/>
+          <w:b w:val="0"/>
+          <w:color w:val="000000"/>
+          <w:sz w:val="20"/>
+          <w:u w:val="none"/>
+        </w:rPr>
+        <w:t>2. A table with items that trigger the rule is open.</w:t>
+      </w:r>
+    </w:p>
+    <w:p>
+      <w:pPr>
+        <w:spacing w:before="0" w:after="80"/>
+      </w:pPr>
+      <w:r>
+        <w:rPr>
+          <w:rFonts w:ascii="Arial" w:hAnsi="Arial" w:eastAsia="Arial" w:cs="Arial"/>
+          <w:b/>
+          <w:color w:val="000000"/>
+          <w:sz w:val="20"/>
+          <w:u w:val="none"/>
+        </w:rPr>
+        <w:t>Step(s):</w:t>
+      </w:r>
+    </w:p>
+    <w:p>
+      <w:pPr>
+        <w:spacing w:before="0" w:after="40"/>
+        <w:ind w:left="360" w:hanging="240"/>
+      </w:pPr>
+      <w:r>
+        <w:rPr>
+          <w:rFonts w:ascii="Arial" w:hAnsi="Arial" w:eastAsia="Arial" w:cs="Arial"/>
+          <w:b w:val="0"/>
+          <w:color w:val="000000"/>
+          <w:sz w:val="20"/>
+          <w:u w:val="none"/>
+        </w:rPr>
+        <w:t>1. Click "Send Check" to open the Item Reminder page.</w:t>
+      </w:r>
+    </w:p>
+    <w:p>
+      <w:pPr>
+        <w:spacing w:before="0" w:after="40"/>
+        <w:ind w:left="360" w:hanging="240"/>
+      </w:pPr>
+      <w:r>
+        <w:rPr>
+          <w:rFonts w:ascii="Arial" w:hAnsi="Arial" w:eastAsia="Arial" w:cs="Arial"/>
+          <w:b w:val="0"/>
+          <w:color w:val="000000"/>
+          <w:sz w:val="20"/>
+          <w:u w:val="none"/>
+        </w:rPr>
+        <w:t>2. Add the regular item from Available Options.</w:t>
+      </w:r>
+    </w:p>
+    <w:p>
+      <w:pPr>
+        <w:spacing w:before="0" w:after="40"/>
+        <w:ind w:left="360" w:hanging="240"/>
+      </w:pPr>
+      <w:r>
+        <w:rPr>
+          <w:rFonts w:ascii="Arial" w:hAnsi="Arial" w:eastAsia="Arial" w:cs="Arial"/>
+          <w:b w:val="0"/>
+          <w:color w:val="000000"/>
+          <w:sz w:val="20"/>
+          <w:u w:val="none"/>
+        </w:rPr>
+        <w:t>3. Confirm the reminder page and send the check.</w:t>
+      </w:r>
+    </w:p>
+    <w:p>
+      <w:pPr>
+        <w:spacing w:before="0" w:after="80"/>
+      </w:pPr>
+      <w:r>
+        <w:rPr>
+          <w:rFonts w:ascii="Arial" w:hAnsi="Arial" w:eastAsia="Arial" w:cs="Arial"/>
+          <w:b/>
+          <w:color w:val="000000"/>
+          <w:sz w:val="20"/>
+          <w:u w:val="none"/>
+        </w:rPr>
+        <w:t>Reproduction Result(s):</w:t>
+      </w:r>
+    </w:p>
+    <w:p>
+      <w:pPr>
+        <w:spacing w:before="0" w:after="40"/>
+        <w:ind w:left="360" w:hanging="240"/>
+      </w:pPr>
+      <w:r>
+        <w:rPr>
+          <w:rFonts w:ascii="Arial" w:hAnsi="Arial" w:eastAsia="Arial" w:cs="Arial"/>
+          <w:b w:val="0"/>
+          <w:color w:val="000000"/>
+          <w:sz w:val="20"/>
+          <w:u w:val="none"/>
+        </w:rPr>
+        <w:t>1. Before the change, the Item Reminder page worked normally for regular items.</w:t>
+      </w:r>
+    </w:p>
+    <w:p>
+      <w:pPr>
+        <w:spacing w:before="0" w:after="80"/>
+      </w:pPr>
+      <w:r>
+        <w:rPr>
+          <w:rFonts w:ascii="Arial" w:hAnsi="Arial" w:eastAsia="Arial" w:cs="Arial"/>
+          <w:b/>
+          <w:color w:val="000000"/>
+          <w:sz w:val="20"/>
+          <w:u w:val="none"/>
+        </w:rPr>
+        <w:t>Fix Result(s):</w:t>
+      </w:r>
+    </w:p>
+    <w:p>
+      <w:pPr>
+        <w:spacing w:before="0" w:after="40"/>
+        <w:ind w:left="360" w:hanging="240"/>
+      </w:pPr>
+      <w:r>
+        <w:rPr>
+          <w:rFonts w:ascii="Arial" w:hAnsi="Arial" w:eastAsia="Arial" w:cs="Arial"/>
+          <w:b w:val="0"/>
+          <w:color w:val="000000"/>
+          <w:sz w:val="20"/>
+          <w:u w:val="none"/>
+        </w:rPr>
+        <w:t>1. After the fix, adding regular (non-set-menu) items on the Item Reminder page still works as before.</w:t>
+      </w:r>
+    </w:p>
+    <w:p>
+      <w:pPr>
+        <w:spacing w:before="0" w:after="40"/>
+        <w:ind w:left="360" w:hanging="240"/>
+      </w:pPr>
+      <w:r>
+        <w:rPr>
+          <w:rFonts w:ascii="Arial" w:hAnsi="Arial" w:eastAsia="Arial" w:cs="Arial"/>
+          <w:b w:val="0"/>
+          <w:color w:val="000000"/>
+          <w:sz w:val="20"/>
+          <w:u w:val="none"/>
+        </w:rPr>
+        <w:t>2. The set menu fix does not affect the existing item reminder behavior for regular items.</w:t>
+      </w:r>
+    </w:p>
+    <w:p>
+      <w:pPr>
+        <w:spacing w:before="200" w:after="120"/>
+      </w:pPr>
+      <w:r>
+        <w:rPr>
+          <w:rFonts w:ascii="Arial" w:hAnsi="Arial" w:eastAsia="Arial" w:cs="Arial"/>
+          <w:b/>
+          <w:color w:val="000000"/>
+          <w:sz w:val="26"/>
+          <w:u w:val="single"/>
+        </w:rPr>
+        <w:t>Appendix</w:t>
+      </w:r>
+    </w:p>
+    <w:p>
+      <w:pPr>
+        <w:spacing w:before="160" w:after="80"/>
+      </w:pPr>
+      <w:r>
+        <w:rPr>
+          <w:rFonts w:ascii="Arial" w:hAnsi="Arial" w:eastAsia="Arial" w:cs="Arial"/>
+          <w:b/>
+          <w:color w:val="001EFF"/>
+          <w:sz w:val="24"/>
+          <w:u w:val="none"/>
+        </w:rPr>
+        <w:t>Requirement Source</w:t>
+      </w:r>
+    </w:p>
+    <w:p>
+      <w:pPr>
+        <w:spacing w:before="0" w:after="40"/>
+        <w:ind w:left="360" w:hanging="240"/>
+      </w:pPr>
+      <w:r>
+        <w:rPr>
+          <w:rFonts w:ascii="Arial" w:hAnsi="Arial" w:eastAsia="Arial" w:cs="Arial"/>
+          <w:b w:val="0"/>
+          <w:color w:val="000000"/>
+          <w:sz w:val="20"/>
+          <w:u w:val="none"/>
+        </w:rPr>
+        <w:t xml:space="preserve">• </w:t>
+      </w:r>
+      <w:r>
+        <w:rPr>
+          <w:rFonts w:ascii="Arial" w:hAnsi="Arial" w:eastAsia="Arial" w:cs="Arial"/>
+          <w:b/>
+          <w:color w:val="000000"/>
+          <w:sz w:val="20"/>
+          <w:u w:val="none"/>
+        </w:rPr>
+        <w:t>Issue Key</w:t>
+      </w:r>
+      <w:r>
+        <w:rPr>
+          <w:rFonts w:ascii="Arial" w:hAnsi="Arial" w:eastAsia="Arial" w:cs="Arial"/>
+          <w:b w:val="0"/>
+          <w:color w:val="000000"/>
+          <w:sz w:val="20"/>
+          <w:u w:val="none"/>
+        </w:rPr>
+        <w:t>: HERO-68925</w:t>
+      </w:r>
+    </w:p>
+    <w:p>
+      <w:pPr>
+        <w:spacing w:before="0" w:after="40"/>
+        <w:ind w:left="360" w:hanging="240"/>
+      </w:pPr>
+      <w:r>
+        <w:rPr>
+          <w:rFonts w:ascii="Arial" w:hAnsi="Arial" w:eastAsia="Arial" w:cs="Arial"/>
+          <w:b w:val="0"/>
+          <w:color w:val="000000"/>
+          <w:sz w:val="20"/>
+          <w:u w:val="none"/>
+        </w:rPr>
+        <w:t xml:space="preserve">• </w:t>
+      </w:r>
+      <w:r>
+        <w:rPr>
+          <w:rFonts w:ascii="Arial" w:hAnsi="Arial" w:eastAsia="Arial" w:cs="Arial"/>
+          <w:b/>
+          <w:color w:val="000000"/>
+          <w:sz w:val="20"/>
+          <w:u w:val="none"/>
+        </w:rPr>
+        <w:t>Issue Type</w:t>
+      </w:r>
+      <w:r>
+        <w:rPr>
+          <w:rFonts w:ascii="Arial" w:hAnsi="Arial" w:eastAsia="Arial" w:cs="Arial"/>
+          <w:b w:val="0"/>
+          <w:color w:val="000000"/>
+          <w:sz w:val="20"/>
+          <w:u w:val="none"/>
+        </w:rPr>
+        <w:t>: Bug</w:t>
+      </w:r>
+    </w:p>
+    <w:p>
+      <w:pPr>
+        <w:spacing w:before="0" w:after="40"/>
+        <w:ind w:left="360" w:hanging="240"/>
+      </w:pPr>
+      <w:r>
+        <w:rPr>
+          <w:rFonts w:ascii="Arial" w:hAnsi="Arial" w:eastAsia="Arial" w:cs="Arial"/>
+          <w:b w:val="0"/>
+          <w:color w:val="000000"/>
+          <w:sz w:val="20"/>
+          <w:u w:val="none"/>
+        </w:rPr>
+        <w:t xml:space="preserve">• </w:t>
+      </w:r>
+      <w:r>
+        <w:rPr>
+          <w:rFonts w:ascii="Arial" w:hAnsi="Arial" w:eastAsia="Arial" w:cs="Arial"/>
+          <w:b/>
+          <w:color w:val="000000"/>
+          <w:sz w:val="20"/>
+          <w:u w:val="none"/>
+        </w:rPr>
+        <w:t>Summary</w:t>
+      </w:r>
+      <w:r>
+        <w:rPr>
+          <w:rFonts w:ascii="Arial" w:hAnsi="Arial" w:eastAsia="Arial" w:cs="Arial"/>
+          <w:b w:val="0"/>
+          <w:color w:val="000000"/>
+          <w:sz w:val="20"/>
+          <w:u w:val="none"/>
+        </w:rPr>
+        <w:t>: Cannot show item reminder page after adding set-menu item</w:t>
+      </w:r>
+    </w:p>
+    <w:p>
+      <w:pPr>
+        <w:spacing w:before="0" w:after="40"/>
+        <w:ind w:left="360" w:hanging="240"/>
+      </w:pPr>
+      <w:r>
+        <w:rPr>
+          <w:rFonts w:ascii="Arial" w:hAnsi="Arial" w:eastAsia="Arial" w:cs="Arial"/>
+          <w:b w:val="0"/>
+          <w:color w:val="000000"/>
+          <w:sz w:val="20"/>
+          <w:u w:val="none"/>
+        </w:rPr>
+        <w:t xml:space="preserve">• </w:t>
+      </w:r>
+      <w:r>
+        <w:rPr>
+          <w:rFonts w:ascii="Arial" w:hAnsi="Arial" w:eastAsia="Arial" w:cs="Arial"/>
+          <w:b/>
+          <w:color w:val="000000"/>
+          <w:sz w:val="20"/>
+          <w:u w:val="none"/>
+        </w:rPr>
+        <w:t>Component</w:t>
+      </w:r>
+      <w:r>
+        <w:rPr>
+          <w:rFonts w:ascii="Arial" w:hAnsi="Arial" w:eastAsia="Arial" w:cs="Arial"/>
+          <w:b w:val="0"/>
+          <w:color w:val="000000"/>
+          <w:sz w:val="20"/>
+          <w:u w:val="none"/>
+        </w:rPr>
+        <w:t>: POS</w:t>
+      </w:r>
+    </w:p>
+    <w:p>
+      <w:pPr>
+        <w:spacing w:before="0" w:after="40"/>
+        <w:ind w:left="360" w:hanging="240"/>
+      </w:pPr>
+      <w:r>
+        <w:rPr>
+          <w:rFonts w:ascii="Arial" w:hAnsi="Arial" w:eastAsia="Arial" w:cs="Arial"/>
+          <w:b w:val="0"/>
+          <w:color w:val="000000"/>
+          <w:sz w:val="20"/>
+          <w:u w:val="none"/>
+        </w:rPr>
+        <w:t xml:space="preserve">• </w:t>
+      </w:r>
+      <w:r>
+        <w:rPr>
+          <w:rFonts w:ascii="Arial" w:hAnsi="Arial" w:eastAsia="Arial" w:cs="Arial"/>
+          <w:b/>
+          <w:color w:val="000000"/>
+          <w:sz w:val="20"/>
+          <w:u w:val="none"/>
+        </w:rPr>
+        <w:t>Sprint</w:t>
+      </w:r>
+      <w:r>
+        <w:rPr>
+          <w:rFonts w:ascii="Arial" w:hAnsi="Arial" w:eastAsia="Arial" w:cs="Arial"/>
+          <w:b w:val="0"/>
+          <w:color w:val="000000"/>
+          <w:sz w:val="20"/>
+          <w:u w:val="none"/>
+        </w:rPr>
+        <w:t>: POS - 20260907-20260918</w:t>
+      </w:r>
+    </w:p>
+    <w:p>
+      <w:pPr>
+        <w:spacing w:before="0" w:after="40"/>
+        <w:ind w:left="360" w:hanging="240"/>
+      </w:pPr>
+      <w:r>
+        <w:rPr>
+          <w:rFonts w:ascii="Arial" w:hAnsi="Arial" w:eastAsia="Arial" w:cs="Arial"/>
+          <w:b w:val="0"/>
+          <w:color w:val="000000"/>
+          <w:sz w:val="20"/>
+          <w:u w:val="none"/>
+        </w:rPr>
+        <w:t xml:space="preserve">• </w:t>
+      </w:r>
+      <w:r>
+        <w:rPr>
+          <w:rFonts w:ascii="Arial" w:hAnsi="Arial" w:eastAsia="Arial" w:cs="Arial"/>
+          <w:b/>
+          <w:color w:val="000000"/>
+          <w:sz w:val="20"/>
+          <w:u w:val="none"/>
+        </w:rPr>
+        <w:t>Setup Location</w:t>
+      </w:r>
+      <w:r>
+        <w:rPr>
+          <w:rFonts w:ascii="Arial" w:hAnsi="Arial" w:eastAsia="Arial" w:cs="Arial"/>
+          <w:b w:val="0"/>
+          <w:color w:val="000000"/>
+          <w:sz w:val="20"/>
+          <w:u w:val="none"/>
+        </w:rPr>
+        <w:t>: POS System &gt; Ordering Setup &gt; Item Reminder Rules (Available in Locations, Item / Menu, Available Options = set menu item, Suggestion = Suggest to Order / Force to Order)</w:t>
+      </w:r>
+    </w:p>
+    <w:p>
+      <w:pPr>
+        <w:spacing w:before="160" w:after="80"/>
+      </w:pPr>
+      <w:r>
+        <w:rPr>
+          <w:rFonts w:ascii="Arial" w:hAnsi="Arial" w:eastAsia="Arial" w:cs="Arial"/>
+          <w:b/>
+          <w:color w:val="001EFF"/>
+          <w:sz w:val="24"/>
+          <w:u w:val="none"/>
+        </w:rPr>
+        <w:t>Regression Test Scope</w:t>
+      </w:r>
+    </w:p>
+    <w:p>
+      <w:pPr>
+        <w:spacing w:before="0" w:after="40"/>
+        <w:ind w:left="360" w:hanging="240"/>
+      </w:pPr>
+      <w:r>
+        <w:rPr>
+          <w:rFonts w:ascii="Arial" w:hAnsi="Arial" w:eastAsia="Arial" w:cs="Arial"/>
+          <w:b w:val="0"/>
+          <w:color w:val="000000"/>
+          <w:sz w:val="20"/>
+          <w:u w:val="none"/>
+        </w:rPr>
+        <w:t>• Item Reminder Rules setup (Available in Locations, Item / Menu, Available Options, Suggest to Order / Force to Order, Show Reminder settings).</w:t>
+      </w:r>
+    </w:p>
+    <w:p>
+      <w:pPr>
+        <w:spacing w:before="0" w:after="40"/>
+        <w:ind w:left="360" w:hanging="240"/>
+      </w:pPr>
+      <w:r>
+        <w:rPr>
+          <w:rFonts w:ascii="Arial" w:hAnsi="Arial" w:eastAsia="Arial" w:cs="Arial"/>
+          <w:b w:val="0"/>
+          <w:color w:val="000000"/>
+          <w:sz w:val="20"/>
+          <w:u w:val="none"/>
+        </w:rPr>
+        <w:t>• Item Reminder page triggered by Send Check, Print Check and Print And Paid.</w:t>
+      </w:r>
+    </w:p>
+    <w:p>
+      <w:pPr>
+        <w:spacing w:before="0" w:after="40"/>
+        <w:ind w:left="360" w:hanging="240"/>
+      </w:pPr>
+      <w:r>
+        <w:rPr>
+          <w:rFonts w:ascii="Arial" w:hAnsi="Arial" w:eastAsia="Arial" w:cs="Arial"/>
+          <w:b w:val="0"/>
+          <w:color w:val="000000"/>
+          <w:sz w:val="20"/>
+          <w:u w:val="none"/>
+        </w:rPr>
+        <w:t>• Set menu cart icon, child item selection page and return focus to the Item Reminder page.</w:t>
+      </w:r>
+    </w:p>
+    <w:p>
+      <w:pPr>
+        <w:spacing w:before="0" w:after="40"/>
+        <w:ind w:left="360" w:hanging="240"/>
+      </w:pPr>
+      <w:r>
+        <w:rPr>
+          <w:rFonts w:ascii="Arial" w:hAnsi="Arial" w:eastAsia="Arial" w:cs="Arial"/>
+          <w:b w:val="0"/>
+          <w:color w:val="000000"/>
+          <w:sz w:val="20"/>
+          <w:u w:val="none"/>
+        </w:rPr>
+        <w:t>• Handling multiple unsatisfied reminder rules and skipping suggestions on the reminder page.</w:t>
+      </w:r>
+    </w:p>
+    <w:p>
+      <w:pPr>
+        <w:spacing w:before="0" w:after="40"/>
+        <w:ind w:left="360" w:hanging="240"/>
+      </w:pPr>
+      <w:r>
+        <w:rPr>
+          <w:rFonts w:ascii="Arial" w:hAnsi="Arial" w:eastAsia="Arial" w:cs="Arial"/>
+          <w:b w:val="0"/>
+          <w:color w:val="000000"/>
+          <w:sz w:val="20"/>
+          <w:u w:val="none"/>
+        </w:rPr>
+        <w:t>• Item reminder behavior for regular (non-set-menu) items.</w:t>
+      </w:r>
+    </w:p>
+    <w:p>
+      <w:pPr>
+        <w:spacing w:before="0" w:after="40"/>
+        <w:ind w:left="360" w:hanging="240"/>
+      </w:pPr>
+      <w:r>
+        <w:rPr>
+          <w:rFonts w:ascii="Arial" w:hAnsi="Arial" w:eastAsia="Arial" w:cs="Arial"/>
+          <w:b w:val="0"/>
+          <w:color w:val="000000"/>
+          <w:sz w:val="20"/>
+          <w:u w:val="none"/>
+        </w:rPr>
+        <w:t>• Overlay/modal focus behavior between the child item selection page and the reminder page.</w:t>
       </w:r>
     </w:p>
     <w:sectPr>

--- a/Sprint20260907-20260918/HERO-68925_20261008_112534.docx
+++ b/Sprint20260907-20260918/HERO-68925_20261008_112534.docx
@@ -1454,363 +1454,6 @@
         <w:t>2. The set menu fix does not affect the existing item reminder behavior for regular items.</w:t>
       </w:r>
     </w:p>
-    <w:p>
-      <w:pPr>
-        <w:spacing w:before="200" w:after="120"/>
-      </w:pPr>
-      <w:r>
-        <w:rPr>
-          <w:rFonts w:ascii="Arial" w:hAnsi="Arial" w:eastAsia="Arial" w:cs="Arial"/>
-          <w:b/>
-          <w:color w:val="000000"/>
-          <w:sz w:val="26"/>
-          <w:u w:val="single"/>
-        </w:rPr>
-        <w:t>Appendix</w:t>
-      </w:r>
-    </w:p>
-    <w:p>
-      <w:pPr>
-        <w:spacing w:before="160" w:after="80"/>
-      </w:pPr>
-      <w:r>
-        <w:rPr>
-          <w:rFonts w:ascii="Arial" w:hAnsi="Arial" w:eastAsia="Arial" w:cs="Arial"/>
-          <w:b/>
-          <w:color w:val="001EFF"/>
-          <w:sz w:val="24"/>
-          <w:u w:val="none"/>
-        </w:rPr>
-        <w:t>Requirement Source</w:t>
-      </w:r>
-    </w:p>
-    <w:p>
-      <w:pPr>
-        <w:spacing w:before="0" w:after="40"/>
-        <w:ind w:left="360" w:hanging="240"/>
-      </w:pPr>
-      <w:r>
-        <w:rPr>
-          <w:rFonts w:ascii="Arial" w:hAnsi="Arial" w:eastAsia="Arial" w:cs="Arial"/>
-          <w:b w:val="0"/>
-          <w:color w:val="000000"/>
-          <w:sz w:val="20"/>
-          <w:u w:val="none"/>
-        </w:rPr>
-        <w:t xml:space="preserve">• </w:t>
-      </w:r>
-      <w:r>
-        <w:rPr>
-          <w:rFonts w:ascii="Arial" w:hAnsi="Arial" w:eastAsia="Arial" w:cs="Arial"/>
-          <w:b/>
-          <w:color w:val="000000"/>
-          <w:sz w:val="20"/>
-          <w:u w:val="none"/>
-        </w:rPr>
-        <w:t>Issue Key</w:t>
-      </w:r>
-      <w:r>
-        <w:rPr>
-          <w:rFonts w:ascii="Arial" w:hAnsi="Arial" w:eastAsia="Arial" w:cs="Arial"/>
-          <w:b w:val="0"/>
-          <w:color w:val="000000"/>
-          <w:sz w:val="20"/>
-          <w:u w:val="none"/>
-        </w:rPr>
-        <w:t>: HERO-68925</w:t>
-      </w:r>
-    </w:p>
-    <w:p>
-      <w:pPr>
-        <w:spacing w:before="0" w:after="40"/>
-        <w:ind w:left="360" w:hanging="240"/>
-      </w:pPr>
-      <w:r>
-        <w:rPr>
-          <w:rFonts w:ascii="Arial" w:hAnsi="Arial" w:eastAsia="Arial" w:cs="Arial"/>
-          <w:b w:val="0"/>
-          <w:color w:val="000000"/>
-          <w:sz w:val="20"/>
-          <w:u w:val="none"/>
-        </w:rPr>
-        <w:t xml:space="preserve">• </w:t>
-      </w:r>
-      <w:r>
-        <w:rPr>
-          <w:rFonts w:ascii="Arial" w:hAnsi="Arial" w:eastAsia="Arial" w:cs="Arial"/>
-          <w:b/>
-          <w:color w:val="000000"/>
-          <w:sz w:val="20"/>
-          <w:u w:val="none"/>
-        </w:rPr>
-        <w:t>Issue Type</w:t>
-      </w:r>
-      <w:r>
-        <w:rPr>
-          <w:rFonts w:ascii="Arial" w:hAnsi="Arial" w:eastAsia="Arial" w:cs="Arial"/>
-          <w:b w:val="0"/>
-          <w:color w:val="000000"/>
-          <w:sz w:val="20"/>
-          <w:u w:val="none"/>
-        </w:rPr>
-        <w:t>: Bug</w:t>
-      </w:r>
-    </w:p>
-    <w:p>
-      <w:pPr>
-        <w:spacing w:before="0" w:after="40"/>
-        <w:ind w:left="360" w:hanging="240"/>
-      </w:pPr>
-      <w:r>
-        <w:rPr>
-          <w:rFonts w:ascii="Arial" w:hAnsi="Arial" w:eastAsia="Arial" w:cs="Arial"/>
-          <w:b w:val="0"/>
-          <w:color w:val="000000"/>
-          <w:sz w:val="20"/>
-          <w:u w:val="none"/>
-        </w:rPr>
-        <w:t xml:space="preserve">• </w:t>
-      </w:r>
-      <w:r>
-        <w:rPr>
-          <w:rFonts w:ascii="Arial" w:hAnsi="Arial" w:eastAsia="Arial" w:cs="Arial"/>
-          <w:b/>
-          <w:color w:val="000000"/>
-          <w:sz w:val="20"/>
-          <w:u w:val="none"/>
-        </w:rPr>
-        <w:t>Summary</w:t>
-      </w:r>
-      <w:r>
-        <w:rPr>
-          <w:rFonts w:ascii="Arial" w:hAnsi="Arial" w:eastAsia="Arial" w:cs="Arial"/>
-          <w:b w:val="0"/>
-          <w:color w:val="000000"/>
-          <w:sz w:val="20"/>
-          <w:u w:val="none"/>
-        </w:rPr>
-        <w:t>: Cannot show item reminder page after adding set-menu item</w:t>
-      </w:r>
-    </w:p>
-    <w:p>
-      <w:pPr>
-        <w:spacing w:before="0" w:after="40"/>
-        <w:ind w:left="360" w:hanging="240"/>
-      </w:pPr>
-      <w:r>
-        <w:rPr>
-          <w:rFonts w:ascii="Arial" w:hAnsi="Arial" w:eastAsia="Arial" w:cs="Arial"/>
-          <w:b w:val="0"/>
-          <w:color w:val="000000"/>
-          <w:sz w:val="20"/>
-          <w:u w:val="none"/>
-        </w:rPr>
-        <w:t xml:space="preserve">• </w:t>
-      </w:r>
-      <w:r>
-        <w:rPr>
-          <w:rFonts w:ascii="Arial" w:hAnsi="Arial" w:eastAsia="Arial" w:cs="Arial"/>
-          <w:b/>
-          <w:color w:val="000000"/>
-          <w:sz w:val="20"/>
-          <w:u w:val="none"/>
-        </w:rPr>
-        <w:t>Component</w:t>
-      </w:r>
-      <w:r>
-        <w:rPr>
-          <w:rFonts w:ascii="Arial" w:hAnsi="Arial" w:eastAsia="Arial" w:cs="Arial"/>
-          <w:b w:val="0"/>
-          <w:color w:val="000000"/>
-          <w:sz w:val="20"/>
-          <w:u w:val="none"/>
-        </w:rPr>
-        <w:t>: POS</w:t>
-      </w:r>
-    </w:p>
-    <w:p>
-      <w:pPr>
-        <w:spacing w:before="0" w:after="40"/>
-        <w:ind w:left="360" w:hanging="240"/>
-      </w:pPr>
-      <w:r>
-        <w:rPr>
-          <w:rFonts w:ascii="Arial" w:hAnsi="Arial" w:eastAsia="Arial" w:cs="Arial"/>
-          <w:b w:val="0"/>
-          <w:color w:val="000000"/>
-          <w:sz w:val="20"/>
-          <w:u w:val="none"/>
-        </w:rPr>
-        <w:t xml:space="preserve">• </w:t>
-      </w:r>
-      <w:r>
-        <w:rPr>
-          <w:rFonts w:ascii="Arial" w:hAnsi="Arial" w:eastAsia="Arial" w:cs="Arial"/>
-          <w:b/>
-          <w:color w:val="000000"/>
-          <w:sz w:val="20"/>
-          <w:u w:val="none"/>
-        </w:rPr>
-        <w:t>Sprint</w:t>
-      </w:r>
-      <w:r>
-        <w:rPr>
-          <w:rFonts w:ascii="Arial" w:hAnsi="Arial" w:eastAsia="Arial" w:cs="Arial"/>
-          <w:b w:val="0"/>
-          <w:color w:val="000000"/>
-          <w:sz w:val="20"/>
-          <w:u w:val="none"/>
-        </w:rPr>
-        <w:t>: POS - 20260907-20260918</w:t>
-      </w:r>
-    </w:p>
-    <w:p>
-      <w:pPr>
-        <w:spacing w:before="0" w:after="40"/>
-        <w:ind w:left="360" w:hanging="240"/>
-      </w:pPr>
-      <w:r>
-        <w:rPr>
-          <w:rFonts w:ascii="Arial" w:hAnsi="Arial" w:eastAsia="Arial" w:cs="Arial"/>
-          <w:b w:val="0"/>
-          <w:color w:val="000000"/>
-          <w:sz w:val="20"/>
-          <w:u w:val="none"/>
-        </w:rPr>
-        <w:t xml:space="preserve">• </w:t>
-      </w:r>
-      <w:r>
-        <w:rPr>
-          <w:rFonts w:ascii="Arial" w:hAnsi="Arial" w:eastAsia="Arial" w:cs="Arial"/>
-          <w:b/>
-          <w:color w:val="000000"/>
-          <w:sz w:val="20"/>
-          <w:u w:val="none"/>
-        </w:rPr>
-        <w:t>Setup Location</w:t>
-      </w:r>
-      <w:r>
-        <w:rPr>
-          <w:rFonts w:ascii="Arial" w:hAnsi="Arial" w:eastAsia="Arial" w:cs="Arial"/>
-          <w:b w:val="0"/>
-          <w:color w:val="000000"/>
-          <w:sz w:val="20"/>
-          <w:u w:val="none"/>
-        </w:rPr>
-        <w:t>: POS System &gt; Ordering Setup &gt; Item Reminder Rules (Available in Locations, Item / Menu, Available Options = set menu item, Suggestion = Suggest to Order / Force to Order)</w:t>
-      </w:r>
-    </w:p>
-    <w:p>
-      <w:pPr>
-        <w:spacing w:before="160" w:after="80"/>
-      </w:pPr>
-      <w:r>
-        <w:rPr>
-          <w:rFonts w:ascii="Arial" w:hAnsi="Arial" w:eastAsia="Arial" w:cs="Arial"/>
-          <w:b/>
-          <w:color w:val="001EFF"/>
-          <w:sz w:val="24"/>
-          <w:u w:val="none"/>
-        </w:rPr>
-        <w:t>Regression Test Scope</w:t>
-      </w:r>
-    </w:p>
-    <w:p>
-      <w:pPr>
-        <w:spacing w:before="0" w:after="40"/>
-        <w:ind w:left="360" w:hanging="240"/>
-      </w:pPr>
-      <w:r>
-        <w:rPr>
-          <w:rFonts w:ascii="Arial" w:hAnsi="Arial" w:eastAsia="Arial" w:cs="Arial"/>
-          <w:b w:val="0"/>
-          <w:color w:val="000000"/>
-          <w:sz w:val="20"/>
-          <w:u w:val="none"/>
-        </w:rPr>
-        <w:t>• Item Reminder Rules setup (Available in Locations, Item / Menu, Available Options, Suggest to Order / Force to Order, Show Reminder settings).</w:t>
-      </w:r>
-    </w:p>
-    <w:p>
-      <w:pPr>
-        <w:spacing w:before="0" w:after="40"/>
-        <w:ind w:left="360" w:hanging="240"/>
-      </w:pPr>
-      <w:r>
-        <w:rPr>
-          <w:rFonts w:ascii="Arial" w:hAnsi="Arial" w:eastAsia="Arial" w:cs="Arial"/>
-          <w:b w:val="0"/>
-          <w:color w:val="000000"/>
-          <w:sz w:val="20"/>
-          <w:u w:val="none"/>
-        </w:rPr>
-        <w:t>• Item Reminder page triggered by Send Check, Print Check and Print And Paid.</w:t>
-      </w:r>
-    </w:p>
-    <w:p>
-      <w:pPr>
-        <w:spacing w:before="0" w:after="40"/>
-        <w:ind w:left="360" w:hanging="240"/>
-      </w:pPr>
-      <w:r>
-        <w:rPr>
-          <w:rFonts w:ascii="Arial" w:hAnsi="Arial" w:eastAsia="Arial" w:cs="Arial"/>
-          <w:b w:val="0"/>
-          <w:color w:val="000000"/>
-          <w:sz w:val="20"/>
-          <w:u w:val="none"/>
-        </w:rPr>
-        <w:t>• Set menu cart icon, child item selection page and return focus to the Item Reminder page.</w:t>
-      </w:r>
-    </w:p>
-    <w:p>
-      <w:pPr>
-        <w:spacing w:before="0" w:after="40"/>
-        <w:ind w:left="360" w:hanging="240"/>
-      </w:pPr>
-      <w:r>
-        <w:rPr>
-          <w:rFonts w:ascii="Arial" w:hAnsi="Arial" w:eastAsia="Arial" w:cs="Arial"/>
-          <w:b w:val="0"/>
-          <w:color w:val="000000"/>
-          <w:sz w:val="20"/>
-          <w:u w:val="none"/>
-        </w:rPr>
-        <w:t>• Handling multiple unsatisfied reminder rules and skipping suggestions on the reminder page.</w:t>
-      </w:r>
-    </w:p>
-    <w:p>
-      <w:pPr>
-        <w:spacing w:before="0" w:after="40"/>
-        <w:ind w:left="360" w:hanging="240"/>
-      </w:pPr>
-      <w:r>
-        <w:rPr>
-          <w:rFonts w:ascii="Arial" w:hAnsi="Arial" w:eastAsia="Arial" w:cs="Arial"/>
-          <w:b w:val="0"/>
-          <w:color w:val="000000"/>
-          <w:sz w:val="20"/>
-          <w:u w:val="none"/>
-        </w:rPr>
-        <w:t>• Item reminder behavior for regular (non-set-menu) items.</w:t>
-      </w:r>
-    </w:p>
-    <w:p>
-      <w:pPr>
-        <w:spacing w:before="0" w:after="40"/>
-        <w:ind w:left="360" w:hanging="240"/>
-      </w:pPr>
-      <w:r>
-        <w:rPr>
-          <w:rFonts w:ascii="Arial" w:hAnsi="Arial" w:eastAsia="Arial" w:cs="Arial"/>
-          <w:b w:val="0"/>
-          <w:color w:val="000000"/>
-          <w:sz w:val="20"/>
-          <w:u w:val="none"/>
-        </w:rPr>
-        <w:t>• Overlay/modal focus behavior between the child item selection page and the reminder page.</w:t>
-      </w:r>
-    </w:p>
     <w:sectPr>
       <w:pgSz w:w="12240" w:h="15840"/>
       <w:pgMar w:top="1440" w:right="1800" w:bottom="1440" w:left="1800" w:header="720" w:footer="720" w:gutter="0"/>
